--- a/pr-preview/pr-416/algebra-basics-tracked-changes.docx
+++ b/pr-preview/pr-416/algebra-basics-tracked-changes.docx
@@ -16,7 +16,7 @@
       </w:pPr>
       <w:del w:id="1" w:author="PR Preview" w:date="2026-01-01T00:00:00Z">
         <w:r>
-          <w:delText xml:space="preserve">Last modified: 2026-10-19 04:41:29 (PDT)</w:delText>
+          <w:delText xml:space="preserve">Last modified: 2026-10-19 05:58:02 (PDT)</w:delText>
         </w:r>
       </w:del>
     </w:p>
@@ -26,7 +26,7 @@
       </w:pPr>
       <w:ins w:id="2" w:author="PR Preview" w:date="2026-01-01T00:00:00Z">
         <w:r>
-          <w:t xml:space="preserve">Last modified: 2026-10-19 04:35:02 (PDT)</w:t>
+          <w:t xml:space="preserve">Last modified: 2026-10-19 09:39:40 (PDT)</w:t>
         </w:r>
       </w:ins>
     </w:p>
@@ -3321,30 +3321,79 @@
       <w:pPr>
         <w:pStyle w:val="FirstParagraph"/>
       </w:pPr>
-      <w:r>
-        <w:rPr>
-          <w:i/>
-          <w:iCs/>
-        </w:rPr>
-        <w:t xml:space="preserve">Remark 1</w:t>
-      </w:r>
-      <w:r>
-        <w:t xml:space="preserve"> (Powers with real exponents). </w:t>
-      </w:r>
+      <w:del w:id="3" w:author="PR Preview" w:date="2026-01-01T00:00:00Z">
+        <w:r>
+          <w:rPr>
+            <w:i/>
+            <w:iCs/>
+          </w:rPr>
+          <w:delText xml:space="preserve">Remark 1</w:delText>
+        </w:r>
+      </w:del>
+      <w:del w:id="4" w:author="PR Preview" w:date="2026-01-01T00:00:00Z">
+        <w:r>
+          <w:delText xml:space="preserve"> (Powers with real exponents). </w:delText>
+        </w:r>
+      </w:del>
       <w:hyperlink r:id="rId35">
+        <w:del w:id="5" w:author="PR Preview" w:date="2026-01-01T00:00:00Z">
+          <w:r>
+            <w:rPr>
+              <w:rStyle w:val="Hyperlink"/>
+            </w:rPr>
+            <w:delText xml:space="preserve">Definition 21 in Polynomials, Exponentials and Logarithms</w:delText>
+          </w:r>
+        </w:del>
+      </w:hyperlink>
+      <w:del w:id="6" w:author="PR Preview" w:date="2026-01-01T00:00:00Z">
+        <w:r>
+          <w:delText xml:space="preserve"> </w:delText>
+        </w:r>
+      </w:del>
+      <w:del w:id="7" w:author="PR Preview" w:date="2026-01-01T00:00:00Z">
+        <w:r>
+          <w:delText xml:space="preserve">extends powers to real exponents when the base is positive.</w:delText>
+        </w:r>
+      </w:del>
+    </w:p>
+    <w:p>
+      <w:pPr>
+        <w:pStyle w:val="FirstParagraph"/>
+      </w:pPr>
+      <w:ins w:id="8" w:author="PR Preview" w:date="2026-01-01T00:00:00Z">
         <w:r>
           <w:rPr>
-            <w:rStyle w:val="Hyperlink"/>
+            <w:i/>
+            <w:iCs/>
           </w:rPr>
-          <w:t xml:space="preserve">Definition 21 in Polynomials, Exponentials and Logarithms</w:t>
-        </w:r>
+          <w:t xml:space="preserve">Remark 1</w:t>
+        </w:r>
+      </w:ins>
+      <w:ins w:id="9" w:author="PR Preview" w:date="2026-01-01T00:00:00Z">
+        <w:r>
+          <w:t xml:space="preserve"> (Powers with real exponents). </w:t>
+        </w:r>
+      </w:ins>
+      <w:hyperlink r:id="rId35">
+        <w:ins w:id="10" w:author="PR Preview" w:date="2026-01-01T00:00:00Z">
+          <w:r>
+            <w:rPr>
+              <w:rStyle w:val="Hyperlink"/>
+            </w:rPr>
+            <w:t xml:space="preserve">Definition 24 in Polynomials, Exponentials and Logarithms</w:t>
+          </w:r>
+        </w:ins>
       </w:hyperlink>
-      <w:r>
-        <w:t xml:space="preserve"> </w:t>
-      </w:r>
-      <w:r>
-        <w:t xml:space="preserve">extends powers to real exponents when the base is positive.</w:t>
-      </w:r>
+      <w:ins w:id="11" w:author="PR Preview" w:date="2026-01-01T00:00:00Z">
+        <w:r>
+          <w:t xml:space="preserve"> </w:t>
+        </w:r>
+      </w:ins>
+      <w:ins w:id="12" w:author="PR Preview" w:date="2026-01-01T00:00:00Z">
+        <w:r>
+          <w:t xml:space="preserve">extends powers to real exponents when the base is positive.</w:t>
+        </w:r>
+      </w:ins>
     </w:p>
     <w:bookmarkEnd w:id="36"/>
     <w:bookmarkStart w:id="37" w:name="def-square-root"/>
@@ -9439,7 +9488,7 @@
       <w:pPr>
         <w:pStyle w:val="FirstParagraph"/>
       </w:pPr>
-      <w:ins w:id="3" w:author="PR Preview" w:date="2026-01-01T00:00:00Z">
+      <w:ins w:id="13" w:author="PR Preview" w:date="2026-01-01T00:00:00Z">
         <w:r>
           <w:rPr>
             <w:b/>
@@ -9448,17 +9497,17 @@
           <w:t xml:space="preserve">Definition 17 (Positive part of a function)</w:t>
         </w:r>
       </w:ins>
-      <w:ins w:id="4" w:author="PR Preview" w:date="2026-01-01T00:00:00Z">
+      <w:ins w:id="14" w:author="PR Preview" w:date="2026-01-01T00:00:00Z">
         <w:r>
           <w:t xml:space="preserve"> </w:t>
         </w:r>
       </w:ins>
-      <w:ins w:id="5" w:author="PR Preview" w:date="2026-01-01T00:00:00Z">
+      <w:ins w:id="15" w:author="PR Preview" w:date="2026-01-01T00:00:00Z">
         <w:r>
           <w:t xml:space="preserve">Let</w:t>
         </w:r>
       </w:ins>
-      <w:ins w:id="6" w:author="PR Preview" w:date="2026-01-01T00:00:00Z">
+      <w:ins w:id="16" w:author="PR Preview" w:date="2026-01-01T00:00:00Z">
         <w:r>
           <w:t xml:space="preserve"> </w:t>
         </w:r>
@@ -9468,23 +9517,23 @@
           <m:t>S</m:t>
         </m:r>
       </m:oMath>
-      <w:ins w:id="7" w:author="PR Preview" w:date="2026-01-01T00:00:00Z">
+      <w:ins w:id="17" w:author="PR Preview" w:date="2026-01-01T00:00:00Z">
         <w:r>
           <w:t xml:space="preserve"> </w:t>
         </w:r>
       </w:ins>
-      <w:ins w:id="8" w:author="PR Preview" w:date="2026-01-01T00:00:00Z">
+      <w:ins w:id="18" w:author="PR Preview" w:date="2026-01-01T00:00:00Z">
         <w:r>
           <w:t xml:space="preserve">be a</w:t>
         </w:r>
       </w:ins>
-      <w:ins w:id="9" w:author="PR Preview" w:date="2026-01-01T00:00:00Z">
+      <w:ins w:id="19" w:author="PR Preview" w:date="2026-01-01T00:00:00Z">
         <w:r>
           <w:t xml:space="preserve"> </w:t>
         </w:r>
       </w:ins>
       <w:hyperlink r:id="rId61">
-        <w:ins w:id="10" w:author="PR Preview" w:date="2026-01-01T00:00:00Z">
+        <w:ins w:id="20" w:author="PR Preview" w:date="2026-01-01T00:00:00Z">
           <w:r>
             <w:rPr>
               <w:rStyle w:val="Hyperlink"/>
@@ -9493,22 +9542,22 @@
           </w:r>
         </w:ins>
       </w:hyperlink>
-      <w:ins w:id="11" w:author="PR Preview" w:date="2026-01-01T00:00:00Z">
+      <w:ins w:id="21" w:author="PR Preview" w:date="2026-01-01T00:00:00Z">
         <w:r>
           <w:t xml:space="preserve">,</w:t>
         </w:r>
       </w:ins>
-      <w:ins w:id="12" w:author="PR Preview" w:date="2026-01-01T00:00:00Z">
+      <w:ins w:id="22" w:author="PR Preview" w:date="2026-01-01T00:00:00Z">
         <w:r>
           <w:t xml:space="preserve"> </w:t>
         </w:r>
       </w:ins>
-      <w:ins w:id="13" w:author="PR Preview" w:date="2026-01-01T00:00:00Z">
+      <w:ins w:id="23" w:author="PR Preview" w:date="2026-01-01T00:00:00Z">
         <w:r>
           <w:t xml:space="preserve">and let</w:t>
         </w:r>
       </w:ins>
-      <w:ins w:id="14" w:author="PR Preview" w:date="2026-01-01T00:00:00Z">
+      <w:ins w:id="24" w:author="PR Preview" w:date="2026-01-01T00:00:00Z">
         <w:r>
           <w:t xml:space="preserve"> </w:t>
         </w:r>
@@ -9540,23 +9589,23 @@
           <m:t>R</m:t>
         </m:r>
       </m:oMath>
-      <w:ins w:id="15" w:author="PR Preview" w:date="2026-01-01T00:00:00Z">
+      <w:ins w:id="25" w:author="PR Preview" w:date="2026-01-01T00:00:00Z">
         <w:r>
           <w:t xml:space="preserve"> </w:t>
         </w:r>
       </w:ins>
-      <w:ins w:id="16" w:author="PR Preview" w:date="2026-01-01T00:00:00Z">
+      <w:ins w:id="26" w:author="PR Preview" w:date="2026-01-01T00:00:00Z">
         <w:r>
           <w:t xml:space="preserve">be a</w:t>
         </w:r>
       </w:ins>
-      <w:ins w:id="17" w:author="PR Preview" w:date="2026-01-01T00:00:00Z">
+      <w:ins w:id="27" w:author="PR Preview" w:date="2026-01-01T00:00:00Z">
         <w:r>
           <w:t xml:space="preserve"> </w:t>
         </w:r>
       </w:ins>
       <w:hyperlink r:id="rId54">
-        <w:ins w:id="18" w:author="PR Preview" w:date="2026-01-01T00:00:00Z">
+        <w:ins w:id="28" w:author="PR Preview" w:date="2026-01-01T00:00:00Z">
           <w:r>
             <w:rPr>
               <w:rStyle w:val="Hyperlink"/>
@@ -9565,27 +9614,27 @@
           </w:r>
         </w:ins>
       </w:hyperlink>
-      <w:ins w:id="19" w:author="PR Preview" w:date="2026-01-01T00:00:00Z">
+      <w:ins w:id="29" w:author="PR Preview" w:date="2026-01-01T00:00:00Z">
         <w:r>
           <w:t xml:space="preserve">.</w:t>
         </w:r>
       </w:ins>
-      <w:ins w:id="20" w:author="PR Preview" w:date="2026-01-01T00:00:00Z">
+      <w:ins w:id="30" w:author="PR Preview" w:date="2026-01-01T00:00:00Z">
         <w:r>
           <w:t xml:space="preserve"> </w:t>
         </w:r>
       </w:ins>
-      <w:ins w:id="21" w:author="PR Preview" w:date="2026-01-01T00:00:00Z">
+      <w:ins w:id="31" w:author="PR Preview" w:date="2026-01-01T00:00:00Z">
         <w:r>
           <w:t xml:space="preserve">The</w:t>
         </w:r>
       </w:ins>
-      <w:ins w:id="22" w:author="PR Preview" w:date="2026-01-01T00:00:00Z">
+      <w:ins w:id="32" w:author="PR Preview" w:date="2026-01-01T00:00:00Z">
         <w:r>
           <w:t xml:space="preserve"> </w:t>
         </w:r>
       </w:ins>
-      <w:ins w:id="23" w:author="PR Preview" w:date="2026-01-01T00:00:00Z">
+      <w:ins w:id="33" w:author="PR Preview" w:date="2026-01-01T00:00:00Z">
         <w:r>
           <w:rPr>
             <w:b/>
@@ -9594,17 +9643,17 @@
           <w:t xml:space="preserve">positive part</w:t>
         </w:r>
       </w:ins>
-      <w:ins w:id="24" w:author="PR Preview" w:date="2026-01-01T00:00:00Z">
+      <w:ins w:id="34" w:author="PR Preview" w:date="2026-01-01T00:00:00Z">
         <w:r>
           <w:t xml:space="preserve"> </w:t>
         </w:r>
       </w:ins>
-      <w:ins w:id="25" w:author="PR Preview" w:date="2026-01-01T00:00:00Z">
+      <w:ins w:id="35" w:author="PR Preview" w:date="2026-01-01T00:00:00Z">
         <w:r>
           <w:t xml:space="preserve">of</w:t>
         </w:r>
       </w:ins>
-      <w:ins w:id="26" w:author="PR Preview" w:date="2026-01-01T00:00:00Z">
+      <w:ins w:id="36" w:author="PR Preview" w:date="2026-01-01T00:00:00Z">
         <w:r>
           <w:t xml:space="preserve"> </w:t>
         </w:r>
@@ -9614,12 +9663,12 @@
           <m:t>f</m:t>
         </m:r>
       </m:oMath>
-      <w:ins w:id="27" w:author="PR Preview" w:date="2026-01-01T00:00:00Z">
+      <w:ins w:id="37" w:author="PR Preview" w:date="2026-01-01T00:00:00Z">
         <w:r>
           <w:t xml:space="preserve"> </w:t>
         </w:r>
       </w:ins>
-      <w:ins w:id="28" w:author="PR Preview" w:date="2026-01-01T00:00:00Z">
+      <w:ins w:id="38" w:author="PR Preview" w:date="2026-01-01T00:00:00Z">
         <w:r>
           <w:t xml:space="preserve">is the non-negative function</w:t>
         </w:r>
@@ -9747,7 +9796,7 @@
       <w:pPr>
         <w:pStyle w:val="FirstParagraph"/>
       </w:pPr>
-      <w:ins w:id="29" w:author="PR Preview" w:date="2026-01-01T00:00:00Z">
+      <w:ins w:id="39" w:author="PR Preview" w:date="2026-01-01T00:00:00Z">
         <w:r>
           <w:rPr>
             <w:b/>
@@ -9756,17 +9805,17 @@
           <w:t xml:space="preserve">Example 10 (The positive part of the identity function)</w:t>
         </w:r>
       </w:ins>
-      <w:ins w:id="30" w:author="PR Preview" w:date="2026-01-01T00:00:00Z">
+      <w:ins w:id="40" w:author="PR Preview" w:date="2026-01-01T00:00:00Z">
         <w:r>
           <w:t xml:space="preserve"> </w:t>
         </w:r>
       </w:ins>
-      <w:ins w:id="31" w:author="PR Preview" w:date="2026-01-01T00:00:00Z">
+      <w:ins w:id="41" w:author="PR Preview" w:date="2026-01-01T00:00:00Z">
         <w:r>
           <w:t xml:space="preserve">For</w:t>
         </w:r>
       </w:ins>
-      <w:ins w:id="32" w:author="PR Preview" w:date="2026-01-01T00:00:00Z">
+      <w:ins w:id="42" w:author="PR Preview" w:date="2026-01-01T00:00:00Z">
         <w:r>
           <w:t xml:space="preserve"> </w:t>
         </w:r>
@@ -9800,17 +9849,17 @@
           <m:t>x</m:t>
         </m:r>
       </m:oMath>
-      <w:ins w:id="33" w:author="PR Preview" w:date="2026-01-01T00:00:00Z">
+      <w:ins w:id="43" w:author="PR Preview" w:date="2026-01-01T00:00:00Z">
         <w:r>
           <w:t xml:space="preserve"> </w:t>
         </w:r>
       </w:ins>
-      <w:ins w:id="34" w:author="PR Preview" w:date="2026-01-01T00:00:00Z">
+      <w:ins w:id="44" w:author="PR Preview" w:date="2026-01-01T00:00:00Z">
         <w:r>
           <w:t xml:space="preserve">on</w:t>
         </w:r>
       </w:ins>
-      <w:ins w:id="35" w:author="PR Preview" w:date="2026-01-01T00:00:00Z">
+      <w:ins w:id="45" w:author="PR Preview" w:date="2026-01-01T00:00:00Z">
         <w:r>
           <w:t xml:space="preserve"> </w:t>
         </w:r>
@@ -9824,18 +9873,18 @@
           <m:t>R</m:t>
         </m:r>
       </m:oMath>
-      <w:ins w:id="36" w:author="PR Preview" w:date="2026-01-01T00:00:00Z">
+      <w:ins w:id="46" w:author="PR Preview" w:date="2026-01-01T00:00:00Z">
         <w:r>
           <w:t xml:space="preserve">, the</w:t>
         </w:r>
       </w:ins>
-      <w:ins w:id="37" w:author="PR Preview" w:date="2026-01-01T00:00:00Z">
+      <w:ins w:id="47" w:author="PR Preview" w:date="2026-01-01T00:00:00Z">
         <w:r>
           <w:t xml:space="preserve"> </w:t>
         </w:r>
       </w:ins>
       <w:hyperlink w:anchor="def-positive-negative-parts">
-        <w:ins w:id="38" w:author="PR Preview" w:date="2026-01-01T00:00:00Z">
+        <w:ins w:id="48" w:author="PR Preview" w:date="2026-01-01T00:00:00Z">
           <w:r>
             <w:rPr>
               <w:rStyle w:val="Hyperlink"/>
@@ -9844,17 +9893,17 @@
           </w:r>
         </w:ins>
       </w:hyperlink>
-      <w:ins w:id="39" w:author="PR Preview" w:date="2026-01-01T00:00:00Z">
+      <w:ins w:id="49" w:author="PR Preview" w:date="2026-01-01T00:00:00Z">
         <w:r>
           <w:t xml:space="preserve"> </w:t>
         </w:r>
       </w:ins>
-      <w:ins w:id="40" w:author="PR Preview" w:date="2026-01-01T00:00:00Z">
+      <w:ins w:id="50" w:author="PR Preview" w:date="2026-01-01T00:00:00Z">
         <w:r>
           <w:t xml:space="preserve">is</w:t>
         </w:r>
       </w:ins>
-      <w:ins w:id="41" w:author="PR Preview" w:date="2026-01-01T00:00:00Z">
+      <w:ins w:id="51" w:author="PR Preview" w:date="2026-01-01T00:00:00Z">
         <w:r>
           <w:t xml:space="preserve"> </w:t>
         </w:r>
@@ -9931,22 +9980,22 @@
           <m:t>​</m:t>
         </m:r>
       </m:oMath>
-      <w:ins w:id="42" w:author="PR Preview" w:date="2026-01-01T00:00:00Z">
+      <w:ins w:id="52" w:author="PR Preview" w:date="2026-01-01T00:00:00Z">
         <w:r>
           <w:t xml:space="preserve">.</w:t>
         </w:r>
       </w:ins>
-      <w:ins w:id="43" w:author="PR Preview" w:date="2026-01-01T00:00:00Z">
+      <w:ins w:id="53" w:author="PR Preview" w:date="2026-01-01T00:00:00Z">
         <w:r>
           <w:t xml:space="preserve"> </w:t>
         </w:r>
       </w:ins>
-      <w:ins w:id="44" w:author="PR Preview" w:date="2026-01-01T00:00:00Z">
+      <w:ins w:id="54" w:author="PR Preview" w:date="2026-01-01T00:00:00Z">
         <w:r>
           <w:t xml:space="preserve">At</w:t>
         </w:r>
       </w:ins>
-      <w:ins w:id="45" w:author="PR Preview" w:date="2026-01-01T00:00:00Z">
+      <w:ins w:id="55" w:author="PR Preview" w:date="2026-01-01T00:00:00Z">
         <w:r>
           <w:t xml:space="preserve"> </w:t>
         </w:r>
@@ -9965,12 +10014,12 @@
           <m:t>3</m:t>
         </m:r>
       </m:oMath>
-      <w:ins w:id="46" w:author="PR Preview" w:date="2026-01-01T00:00:00Z">
+      <w:ins w:id="56" w:author="PR Preview" w:date="2026-01-01T00:00:00Z">
         <w:r>
           <w:t xml:space="preserve">,</w:t>
         </w:r>
       </w:ins>
-      <w:ins w:id="47" w:author="PR Preview" w:date="2026-01-01T00:00:00Z">
+      <w:ins w:id="57" w:author="PR Preview" w:date="2026-01-01T00:00:00Z">
         <w:r>
           <w:t xml:space="preserve"> </w:t>
         </w:r>
@@ -10056,22 +10105,22 @@
           <m:t>3</m:t>
         </m:r>
       </m:oMath>
-      <w:ins w:id="48" w:author="PR Preview" w:date="2026-01-01T00:00:00Z">
+      <w:ins w:id="58" w:author="PR Preview" w:date="2026-01-01T00:00:00Z">
         <w:r>
           <w:t xml:space="preserve">,</w:t>
         </w:r>
       </w:ins>
-      <w:ins w:id="49" w:author="PR Preview" w:date="2026-01-01T00:00:00Z">
+      <w:ins w:id="59" w:author="PR Preview" w:date="2026-01-01T00:00:00Z">
         <w:r>
           <w:t xml:space="preserve"> </w:t>
         </w:r>
       </w:ins>
-      <w:ins w:id="50" w:author="PR Preview" w:date="2026-01-01T00:00:00Z">
+      <w:ins w:id="60" w:author="PR Preview" w:date="2026-01-01T00:00:00Z">
         <w:r>
           <w:t xml:space="preserve">and at</w:t>
         </w:r>
       </w:ins>
-      <w:ins w:id="51" w:author="PR Preview" w:date="2026-01-01T00:00:00Z">
+      <w:ins w:id="61" w:author="PR Preview" w:date="2026-01-01T00:00:00Z">
         <w:r>
           <w:t xml:space="preserve"> </w:t>
         </w:r>
@@ -10096,12 +10145,12 @@
           <m:t>2</m:t>
         </m:r>
       </m:oMath>
-      <w:ins w:id="52" w:author="PR Preview" w:date="2026-01-01T00:00:00Z">
+      <w:ins w:id="62" w:author="PR Preview" w:date="2026-01-01T00:00:00Z">
         <w:r>
           <w:t xml:space="preserve">,</w:t>
         </w:r>
       </w:ins>
-      <w:ins w:id="53" w:author="PR Preview" w:date="2026-01-01T00:00:00Z">
+      <w:ins w:id="63" w:author="PR Preview" w:date="2026-01-01T00:00:00Z">
         <w:r>
           <w:t xml:space="preserve"> </w:t>
         </w:r>
@@ -10199,7 +10248,7 @@
           <m:t>0</m:t>
         </m:r>
       </m:oMath>
-      <w:ins w:id="54" w:author="PR Preview" w:date="2026-01-01T00:00:00Z">
+      <w:ins w:id="64" w:author="PR Preview" w:date="2026-01-01T00:00:00Z">
         <w:r>
           <w:t xml:space="preserve">.</w:t>
         </w:r>
@@ -10211,7 +10260,7 @@
       <w:pPr>
         <w:pStyle w:val="BodyText"/>
       </w:pPr>
-      <w:ins w:id="55" w:author="PR Preview" w:date="2026-01-01T00:00:00Z">
+      <w:ins w:id="65" w:author="PR Preview" w:date="2026-01-01T00:00:00Z">
         <w:r>
           <w:rPr>
             <w:b/>
@@ -10220,17 +10269,17 @@
           <w:t xml:space="preserve">Definition 18 (Negative part of a function)</w:t>
         </w:r>
       </w:ins>
-      <w:ins w:id="56" w:author="PR Preview" w:date="2026-01-01T00:00:00Z">
+      <w:ins w:id="66" w:author="PR Preview" w:date="2026-01-01T00:00:00Z">
         <w:r>
           <w:t xml:space="preserve"> </w:t>
         </w:r>
       </w:ins>
-      <w:ins w:id="57" w:author="PR Preview" w:date="2026-01-01T00:00:00Z">
+      <w:ins w:id="67" w:author="PR Preview" w:date="2026-01-01T00:00:00Z">
         <w:r>
           <w:t xml:space="preserve">For</w:t>
         </w:r>
       </w:ins>
-      <w:ins w:id="58" w:author="PR Preview" w:date="2026-01-01T00:00:00Z">
+      <w:ins w:id="68" w:author="PR Preview" w:date="2026-01-01T00:00:00Z">
         <w:r>
           <w:t xml:space="preserve"> </w:t>
         </w:r>
@@ -10240,23 +10289,23 @@
           <m:t>f</m:t>
         </m:r>
       </m:oMath>
-      <w:ins w:id="59" w:author="PR Preview" w:date="2026-01-01T00:00:00Z">
+      <w:ins w:id="69" w:author="PR Preview" w:date="2026-01-01T00:00:00Z">
         <w:r>
           <w:t xml:space="preserve"> </w:t>
         </w:r>
       </w:ins>
-      <w:ins w:id="60" w:author="PR Preview" w:date="2026-01-01T00:00:00Z">
+      <w:ins w:id="70" w:author="PR Preview" w:date="2026-01-01T00:00:00Z">
         <w:r>
           <w:t xml:space="preserve">as in</w:t>
         </w:r>
       </w:ins>
-      <w:ins w:id="61" w:author="PR Preview" w:date="2026-01-01T00:00:00Z">
+      <w:ins w:id="71" w:author="PR Preview" w:date="2026-01-01T00:00:00Z">
         <w:r>
           <w:t xml:space="preserve"> </w:t>
         </w:r>
       </w:ins>
       <w:hyperlink w:anchor="def-positive-negative-parts">
-        <w:ins w:id="62" w:author="PR Preview" w:date="2026-01-01T00:00:00Z">
+        <w:ins w:id="72" w:author="PR Preview" w:date="2026-01-01T00:00:00Z">
           <w:r>
             <w:rPr>
               <w:rStyle w:val="Hyperlink"/>
@@ -10265,27 +10314,27 @@
           </w:r>
         </w:ins>
       </w:hyperlink>
-      <w:ins w:id="63" w:author="PR Preview" w:date="2026-01-01T00:00:00Z">
+      <w:ins w:id="73" w:author="PR Preview" w:date="2026-01-01T00:00:00Z">
         <w:r>
           <w:t xml:space="preserve">,</w:t>
         </w:r>
       </w:ins>
-      <w:ins w:id="64" w:author="PR Preview" w:date="2026-01-01T00:00:00Z">
+      <w:ins w:id="74" w:author="PR Preview" w:date="2026-01-01T00:00:00Z">
         <w:r>
           <w:t xml:space="preserve"> </w:t>
         </w:r>
       </w:ins>
-      <w:ins w:id="65" w:author="PR Preview" w:date="2026-01-01T00:00:00Z">
+      <w:ins w:id="75" w:author="PR Preview" w:date="2026-01-01T00:00:00Z">
         <w:r>
           <w:t xml:space="preserve">the</w:t>
         </w:r>
       </w:ins>
-      <w:ins w:id="66" w:author="PR Preview" w:date="2026-01-01T00:00:00Z">
+      <w:ins w:id="76" w:author="PR Preview" w:date="2026-01-01T00:00:00Z">
         <w:r>
           <w:t xml:space="preserve"> </w:t>
         </w:r>
       </w:ins>
-      <w:ins w:id="67" w:author="PR Preview" w:date="2026-01-01T00:00:00Z">
+      <w:ins w:id="77" w:author="PR Preview" w:date="2026-01-01T00:00:00Z">
         <w:r>
           <w:rPr>
             <w:b/>
@@ -10294,17 +10343,17 @@
           <w:t xml:space="preserve">negative part</w:t>
         </w:r>
       </w:ins>
-      <w:ins w:id="68" w:author="PR Preview" w:date="2026-01-01T00:00:00Z">
+      <w:ins w:id="78" w:author="PR Preview" w:date="2026-01-01T00:00:00Z">
         <w:r>
           <w:t xml:space="preserve"> </w:t>
         </w:r>
       </w:ins>
-      <w:ins w:id="69" w:author="PR Preview" w:date="2026-01-01T00:00:00Z">
+      <w:ins w:id="79" w:author="PR Preview" w:date="2026-01-01T00:00:00Z">
         <w:r>
           <w:t xml:space="preserve">of</w:t>
         </w:r>
       </w:ins>
-      <w:ins w:id="70" w:author="PR Preview" w:date="2026-01-01T00:00:00Z">
+      <w:ins w:id="80" w:author="PR Preview" w:date="2026-01-01T00:00:00Z">
         <w:r>
           <w:t xml:space="preserve"> </w:t>
         </w:r>
@@ -10314,23 +10363,23 @@
           <m:t>f</m:t>
         </m:r>
       </m:oMath>
-      <w:ins w:id="71" w:author="PR Preview" w:date="2026-01-01T00:00:00Z">
+      <w:ins w:id="81" w:author="PR Preview" w:date="2026-01-01T00:00:00Z">
         <w:r>
           <w:t xml:space="preserve"> </w:t>
         </w:r>
       </w:ins>
-      <w:ins w:id="72" w:author="PR Preview" w:date="2026-01-01T00:00:00Z">
+      <w:ins w:id="82" w:author="PR Preview" w:date="2026-01-01T00:00:00Z">
         <w:r>
           <w:t xml:space="preserve">is the non-negative</w:t>
         </w:r>
       </w:ins>
-      <w:ins w:id="73" w:author="PR Preview" w:date="2026-01-01T00:00:00Z">
+      <w:ins w:id="83" w:author="PR Preview" w:date="2026-01-01T00:00:00Z">
         <w:r>
           <w:t xml:space="preserve"> </w:t>
         </w:r>
       </w:ins>
       <w:hyperlink r:id="rId54">
-        <w:ins w:id="74" w:author="PR Preview" w:date="2026-01-01T00:00:00Z">
+        <w:ins w:id="84" w:author="PR Preview" w:date="2026-01-01T00:00:00Z">
           <w:r>
             <w:rPr>
               <w:rStyle w:val="Hyperlink"/>
@@ -10468,7 +10517,7 @@
       <w:pPr>
         <w:pStyle w:val="FirstParagraph"/>
       </w:pPr>
-      <w:ins w:id="75" w:author="PR Preview" w:date="2026-01-01T00:00:00Z">
+      <w:ins w:id="85" w:author="PR Preview" w:date="2026-01-01T00:00:00Z">
         <w:r>
           <w:rPr>
             <w:b/>
@@ -10477,17 +10526,17 @@
           <w:t xml:space="preserve">Example 11 (The negative part of the identity function)</w:t>
         </w:r>
       </w:ins>
-      <w:ins w:id="76" w:author="PR Preview" w:date="2026-01-01T00:00:00Z">
+      <w:ins w:id="86" w:author="PR Preview" w:date="2026-01-01T00:00:00Z">
         <w:r>
           <w:t xml:space="preserve"> </w:t>
         </w:r>
       </w:ins>
-      <w:ins w:id="77" w:author="PR Preview" w:date="2026-01-01T00:00:00Z">
+      <w:ins w:id="87" w:author="PR Preview" w:date="2026-01-01T00:00:00Z">
         <w:r>
           <w:t xml:space="preserve">For</w:t>
         </w:r>
       </w:ins>
-      <w:ins w:id="78" w:author="PR Preview" w:date="2026-01-01T00:00:00Z">
+      <w:ins w:id="88" w:author="PR Preview" w:date="2026-01-01T00:00:00Z">
         <w:r>
           <w:t xml:space="preserve"> </w:t>
         </w:r>
@@ -10521,17 +10570,17 @@
           <m:t>x</m:t>
         </m:r>
       </m:oMath>
-      <w:ins w:id="79" w:author="PR Preview" w:date="2026-01-01T00:00:00Z">
+      <w:ins w:id="89" w:author="PR Preview" w:date="2026-01-01T00:00:00Z">
         <w:r>
           <w:t xml:space="preserve"> </w:t>
         </w:r>
       </w:ins>
-      <w:ins w:id="80" w:author="PR Preview" w:date="2026-01-01T00:00:00Z">
+      <w:ins w:id="90" w:author="PR Preview" w:date="2026-01-01T00:00:00Z">
         <w:r>
           <w:t xml:space="preserve">on</w:t>
         </w:r>
       </w:ins>
-      <w:ins w:id="81" w:author="PR Preview" w:date="2026-01-01T00:00:00Z">
+      <w:ins w:id="91" w:author="PR Preview" w:date="2026-01-01T00:00:00Z">
         <w:r>
           <w:t xml:space="preserve"> </w:t>
         </w:r>
@@ -10545,18 +10594,18 @@
           <m:t>R</m:t>
         </m:r>
       </m:oMath>
-      <w:ins w:id="82" w:author="PR Preview" w:date="2026-01-01T00:00:00Z">
+      <w:ins w:id="92" w:author="PR Preview" w:date="2026-01-01T00:00:00Z">
         <w:r>
           <w:t xml:space="preserve">, the</w:t>
         </w:r>
       </w:ins>
-      <w:ins w:id="83" w:author="PR Preview" w:date="2026-01-01T00:00:00Z">
+      <w:ins w:id="93" w:author="PR Preview" w:date="2026-01-01T00:00:00Z">
         <w:r>
           <w:t xml:space="preserve"> </w:t>
         </w:r>
       </w:ins>
       <w:hyperlink w:anchor="def-negative-part">
-        <w:ins w:id="84" w:author="PR Preview" w:date="2026-01-01T00:00:00Z">
+        <w:ins w:id="94" w:author="PR Preview" w:date="2026-01-01T00:00:00Z">
           <w:r>
             <w:rPr>
               <w:rStyle w:val="Hyperlink"/>
@@ -10565,17 +10614,17 @@
           </w:r>
         </w:ins>
       </w:hyperlink>
-      <w:ins w:id="85" w:author="PR Preview" w:date="2026-01-01T00:00:00Z">
+      <w:ins w:id="95" w:author="PR Preview" w:date="2026-01-01T00:00:00Z">
         <w:r>
           <w:t xml:space="preserve"> </w:t>
         </w:r>
       </w:ins>
-      <w:ins w:id="86" w:author="PR Preview" w:date="2026-01-01T00:00:00Z">
+      <w:ins w:id="96" w:author="PR Preview" w:date="2026-01-01T00:00:00Z">
         <w:r>
           <w:t xml:space="preserve">is</w:t>
         </w:r>
       </w:ins>
-      <w:ins w:id="87" w:author="PR Preview" w:date="2026-01-01T00:00:00Z">
+      <w:ins w:id="97" w:author="PR Preview" w:date="2026-01-01T00:00:00Z">
         <w:r>
           <w:t xml:space="preserve"> </w:t>
         </w:r>
@@ -10658,22 +10707,22 @@
           <m:t>​</m:t>
         </m:r>
       </m:oMath>
-      <w:ins w:id="88" w:author="PR Preview" w:date="2026-01-01T00:00:00Z">
+      <w:ins w:id="98" w:author="PR Preview" w:date="2026-01-01T00:00:00Z">
         <w:r>
           <w:t xml:space="preserve">.</w:t>
         </w:r>
       </w:ins>
-      <w:ins w:id="89" w:author="PR Preview" w:date="2026-01-01T00:00:00Z">
+      <w:ins w:id="99" w:author="PR Preview" w:date="2026-01-01T00:00:00Z">
         <w:r>
           <w:t xml:space="preserve"> </w:t>
         </w:r>
       </w:ins>
-      <w:ins w:id="90" w:author="PR Preview" w:date="2026-01-01T00:00:00Z">
+      <w:ins w:id="100" w:author="PR Preview" w:date="2026-01-01T00:00:00Z">
         <w:r>
           <w:t xml:space="preserve">At</w:t>
         </w:r>
       </w:ins>
-      <w:ins w:id="91" w:author="PR Preview" w:date="2026-01-01T00:00:00Z">
+      <w:ins w:id="101" w:author="PR Preview" w:date="2026-01-01T00:00:00Z">
         <w:r>
           <w:t xml:space="preserve"> </w:t>
         </w:r>
@@ -10692,12 +10741,12 @@
           <m:t>3</m:t>
         </m:r>
       </m:oMath>
-      <w:ins w:id="92" w:author="PR Preview" w:date="2026-01-01T00:00:00Z">
+      <w:ins w:id="102" w:author="PR Preview" w:date="2026-01-01T00:00:00Z">
         <w:r>
           <w:t xml:space="preserve">,</w:t>
         </w:r>
       </w:ins>
-      <w:ins w:id="93" w:author="PR Preview" w:date="2026-01-01T00:00:00Z">
+      <w:ins w:id="103" w:author="PR Preview" w:date="2026-01-01T00:00:00Z">
         <w:r>
           <w:t xml:space="preserve"> </w:t>
         </w:r>
@@ -10789,22 +10838,22 @@
           <m:t>0</m:t>
         </m:r>
       </m:oMath>
-      <w:ins w:id="94" w:author="PR Preview" w:date="2026-01-01T00:00:00Z">
+      <w:ins w:id="104" w:author="PR Preview" w:date="2026-01-01T00:00:00Z">
         <w:r>
           <w:t xml:space="preserve">,</w:t>
         </w:r>
       </w:ins>
-      <w:ins w:id="95" w:author="PR Preview" w:date="2026-01-01T00:00:00Z">
+      <w:ins w:id="105" w:author="PR Preview" w:date="2026-01-01T00:00:00Z">
         <w:r>
           <w:t xml:space="preserve"> </w:t>
         </w:r>
       </w:ins>
-      <w:ins w:id="96" w:author="PR Preview" w:date="2026-01-01T00:00:00Z">
+      <w:ins w:id="106" w:author="PR Preview" w:date="2026-01-01T00:00:00Z">
         <w:r>
           <w:t xml:space="preserve">and at</w:t>
         </w:r>
       </w:ins>
-      <w:ins w:id="97" w:author="PR Preview" w:date="2026-01-01T00:00:00Z">
+      <w:ins w:id="107" w:author="PR Preview" w:date="2026-01-01T00:00:00Z">
         <w:r>
           <w:t xml:space="preserve"> </w:t>
         </w:r>
@@ -10829,12 +10878,12 @@
           <m:t>2</m:t>
         </m:r>
       </m:oMath>
-      <w:ins w:id="98" w:author="PR Preview" w:date="2026-01-01T00:00:00Z">
+      <w:ins w:id="108" w:author="PR Preview" w:date="2026-01-01T00:00:00Z">
         <w:r>
           <w:t xml:space="preserve">,</w:t>
         </w:r>
       </w:ins>
-      <w:ins w:id="99" w:author="PR Preview" w:date="2026-01-01T00:00:00Z">
+      <w:ins w:id="109" w:author="PR Preview" w:date="2026-01-01T00:00:00Z">
         <w:r>
           <w:t xml:space="preserve"> </w:t>
         </w:r>
@@ -10926,7 +10975,7 @@
           <m:t>2</m:t>
         </m:r>
       </m:oMath>
-      <w:ins w:id="100" w:author="PR Preview" w:date="2026-01-01T00:00:00Z">
+      <w:ins w:id="110" w:author="PR Preview" w:date="2026-01-01T00:00:00Z">
         <w:r>
           <w:t xml:space="preserve">.</w:t>
         </w:r>
@@ -13040,7 +13089,7 @@
       <w:pPr>
         <w:pStyle w:val="FirstParagraph"/>
       </w:pPr>
-      <w:del w:id="101" w:author="PR Preview" w:date="2026-01-01T00:00:00Z">
+      <w:del w:id="111" w:author="PR Preview" w:date="2026-01-01T00:00:00Z">
         <w:r>
           <w:rPr>
             <w:b/>
@@ -13049,17 +13098,17 @@
           <w:delText xml:space="preserve">Definition 17 (Global minimizer)</w:delText>
         </w:r>
       </w:del>
-      <w:del w:id="102" w:author="PR Preview" w:date="2026-01-01T00:00:00Z">
+      <w:del w:id="112" w:author="PR Preview" w:date="2026-01-01T00:00:00Z">
         <w:r>
           <w:delText xml:space="preserve"> </w:delText>
         </w:r>
       </w:del>
-      <w:del w:id="103" w:author="PR Preview" w:date="2026-01-01T00:00:00Z">
+      <w:del w:id="113" w:author="PR Preview" w:date="2026-01-01T00:00:00Z">
         <w:r>
           <w:delText xml:space="preserve">Let</w:delText>
         </w:r>
       </w:del>
-      <w:del w:id="104" w:author="PR Preview" w:date="2026-01-01T00:00:00Z">
+      <w:del w:id="114" w:author="PR Preview" w:date="2026-01-01T00:00:00Z">
         <w:r>
           <w:delText xml:space="preserve"> </w:delText>
         </w:r>
@@ -13091,17 +13140,17 @@
           </m:sup>
         </m:sSup>
       </m:oMath>
-      <w:del w:id="105" w:author="PR Preview" w:date="2026-01-01T00:00:00Z">
+      <w:del w:id="115" w:author="PR Preview" w:date="2026-01-01T00:00:00Z">
         <w:r>
           <w:delText xml:space="preserve"> </w:delText>
         </w:r>
       </w:del>
-      <w:del w:id="106" w:author="PR Preview" w:date="2026-01-01T00:00:00Z">
+      <w:del w:id="116" w:author="PR Preview" w:date="2026-01-01T00:00:00Z">
         <w:r>
           <w:delText xml:space="preserve">and let</w:delText>
         </w:r>
       </w:del>
-      <w:del w:id="107" w:author="PR Preview" w:date="2026-01-01T00:00:00Z">
+      <w:del w:id="117" w:author="PR Preview" w:date="2026-01-01T00:00:00Z">
         <w:r>
           <w:delText xml:space="preserve"> </w:delText>
         </w:r>
@@ -13133,23 +13182,23 @@
           <m:t>R</m:t>
         </m:r>
       </m:oMath>
-      <w:del w:id="108" w:author="PR Preview" w:date="2026-01-01T00:00:00Z">
+      <w:del w:id="118" w:author="PR Preview" w:date="2026-01-01T00:00:00Z">
         <w:r>
           <w:delText xml:space="preserve"> </w:delText>
         </w:r>
       </w:del>
-      <w:del w:id="109" w:author="PR Preview" w:date="2026-01-01T00:00:00Z">
+      <w:del w:id="119" w:author="PR Preview" w:date="2026-01-01T00:00:00Z">
         <w:r>
           <w:delText xml:space="preserve">be a</w:delText>
         </w:r>
       </w:del>
-      <w:del w:id="110" w:author="PR Preview" w:date="2026-01-01T00:00:00Z">
+      <w:del w:id="120" w:author="PR Preview" w:date="2026-01-01T00:00:00Z">
         <w:r>
           <w:delText xml:space="preserve"> </w:delText>
         </w:r>
       </w:del>
       <w:hyperlink r:id="rId54">
-        <w:del w:id="111" w:author="PR Preview" w:date="2026-01-01T00:00:00Z">
+        <w:del w:id="121" w:author="PR Preview" w:date="2026-01-01T00:00:00Z">
           <w:r>
             <w:rPr>
               <w:rStyle w:val="Hyperlink"/>
@@ -13158,22 +13207,22 @@
           </w:r>
         </w:del>
       </w:hyperlink>
-      <w:del w:id="112" w:author="PR Preview" w:date="2026-01-01T00:00:00Z">
+      <w:del w:id="122" w:author="PR Preview" w:date="2026-01-01T00:00:00Z">
         <w:r>
           <w:delText xml:space="preserve">.</w:delText>
         </w:r>
       </w:del>
-      <w:del w:id="113" w:author="PR Preview" w:date="2026-01-01T00:00:00Z">
+      <w:del w:id="123" w:author="PR Preview" w:date="2026-01-01T00:00:00Z">
         <w:r>
           <w:delText xml:space="preserve"> </w:delText>
         </w:r>
       </w:del>
-      <w:del w:id="114" w:author="PR Preview" w:date="2026-01-01T00:00:00Z">
+      <w:del w:id="124" w:author="PR Preview" w:date="2026-01-01T00:00:00Z">
         <w:r>
           <w:delText xml:space="preserve">A point</w:delText>
         </w:r>
       </w:del>
-      <w:del w:id="115" w:author="PR Preview" w:date="2026-01-01T00:00:00Z">
+      <w:del w:id="125" w:author="PR Preview" w:date="2026-01-01T00:00:00Z">
         <w:r>
           <w:delText xml:space="preserve"> </w:delText>
         </w:r>
@@ -13204,22 +13253,22 @@
           <m:t>A</m:t>
         </m:r>
       </m:oMath>
-      <w:del w:id="116" w:author="PR Preview" w:date="2026-01-01T00:00:00Z">
+      <w:del w:id="126" w:author="PR Preview" w:date="2026-01-01T00:00:00Z">
         <w:r>
           <w:delText xml:space="preserve"> </w:delText>
         </w:r>
       </w:del>
-      <w:del w:id="117" w:author="PR Preview" w:date="2026-01-01T00:00:00Z">
+      <w:del w:id="127" w:author="PR Preview" w:date="2026-01-01T00:00:00Z">
         <w:r>
           <w:delText xml:space="preserve">is a</w:delText>
         </w:r>
       </w:del>
-      <w:del w:id="118" w:author="PR Preview" w:date="2026-01-01T00:00:00Z">
+      <w:del w:id="128" w:author="PR Preview" w:date="2026-01-01T00:00:00Z">
         <w:r>
           <w:delText xml:space="preserve"> </w:delText>
         </w:r>
       </w:del>
-      <w:del w:id="119" w:author="PR Preview" w:date="2026-01-01T00:00:00Z">
+      <w:del w:id="129" w:author="PR Preview" w:date="2026-01-01T00:00:00Z">
         <w:r>
           <w:rPr>
             <w:b/>
@@ -13228,17 +13277,17 @@
           <w:delText xml:space="preserve">global minimizer</w:delText>
         </w:r>
       </w:del>
-      <w:del w:id="120" w:author="PR Preview" w:date="2026-01-01T00:00:00Z">
+      <w:del w:id="130" w:author="PR Preview" w:date="2026-01-01T00:00:00Z">
         <w:r>
           <w:delText xml:space="preserve"> </w:delText>
         </w:r>
       </w:del>
-      <w:del w:id="121" w:author="PR Preview" w:date="2026-01-01T00:00:00Z">
+      <w:del w:id="131" w:author="PR Preview" w:date="2026-01-01T00:00:00Z">
         <w:r>
           <w:delText xml:space="preserve">of</w:delText>
         </w:r>
       </w:del>
-      <w:del w:id="122" w:author="PR Preview" w:date="2026-01-01T00:00:00Z">
+      <w:del w:id="132" w:author="PR Preview" w:date="2026-01-01T00:00:00Z">
         <w:r>
           <w:delText xml:space="preserve"> </w:delText>
         </w:r>
@@ -13248,17 +13297,17 @@
           <m:t>f</m:t>
         </m:r>
       </m:oMath>
-      <w:del w:id="123" w:author="PR Preview" w:date="2026-01-01T00:00:00Z">
+      <w:del w:id="133" w:author="PR Preview" w:date="2026-01-01T00:00:00Z">
         <w:r>
           <w:delText xml:space="preserve"> </w:delText>
         </w:r>
       </w:del>
-      <w:del w:id="124" w:author="PR Preview" w:date="2026-01-01T00:00:00Z">
+      <w:del w:id="134" w:author="PR Preview" w:date="2026-01-01T00:00:00Z">
         <w:r>
           <w:delText xml:space="preserve">over</w:delText>
         </w:r>
       </w:del>
-      <w:del w:id="125" w:author="PR Preview" w:date="2026-01-01T00:00:00Z">
+      <w:del w:id="135" w:author="PR Preview" w:date="2026-01-01T00:00:00Z">
         <w:r>
           <w:delText xml:space="preserve"> </w:delText>
         </w:r>
@@ -13268,17 +13317,17 @@
           <m:t>A</m:t>
         </m:r>
       </m:oMath>
-      <w:del w:id="126" w:author="PR Preview" w:date="2026-01-01T00:00:00Z">
+      <w:del w:id="136" w:author="PR Preview" w:date="2026-01-01T00:00:00Z">
         <w:r>
           <w:delText xml:space="preserve"> </w:delText>
         </w:r>
       </w:del>
-      <w:del w:id="127" w:author="PR Preview" w:date="2026-01-01T00:00:00Z">
+      <w:del w:id="137" w:author="PR Preview" w:date="2026-01-01T00:00:00Z">
         <w:r>
           <w:delText xml:space="preserve">if</w:delText>
         </w:r>
       </w:del>
-      <w:del w:id="128" w:author="PR Preview" w:date="2026-01-01T00:00:00Z">
+      <w:del w:id="138" w:author="PR Preview" w:date="2026-01-01T00:00:00Z">
         <w:r>
           <w:delText xml:space="preserve"> </w:delText>
         </w:r>
@@ -13339,17 +13388,17 @@
           <m:t>)</m:t>
         </m:r>
       </m:oMath>
-      <w:del w:id="129" w:author="PR Preview" w:date="2026-01-01T00:00:00Z">
+      <w:del w:id="139" w:author="PR Preview" w:date="2026-01-01T00:00:00Z">
         <w:r>
           <w:delText xml:space="preserve"> </w:delText>
         </w:r>
       </w:del>
-      <w:del w:id="130" w:author="PR Preview" w:date="2026-01-01T00:00:00Z">
+      <w:del w:id="140" w:author="PR Preview" w:date="2026-01-01T00:00:00Z">
         <w:r>
           <w:delText xml:space="preserve">for all</w:delText>
         </w:r>
       </w:del>
-      <w:del w:id="131" w:author="PR Preview" w:date="2026-01-01T00:00:00Z">
+      <w:del w:id="141" w:author="PR Preview" w:date="2026-01-01T00:00:00Z">
         <w:r>
           <w:delText xml:space="preserve"> </w:delText>
         </w:r>
@@ -13368,7 +13417,7 @@
           <m:t>A</m:t>
         </m:r>
       </m:oMath>
-      <w:del w:id="132" w:author="PR Preview" w:date="2026-01-01T00:00:00Z">
+      <w:del w:id="142" w:author="PR Preview" w:date="2026-01-01T00:00:00Z">
         <w:r>
           <w:delText xml:space="preserve">.</w:delText>
         </w:r>
@@ -13378,7 +13427,7 @@
       <w:pPr>
         <w:pStyle w:val="FirstParagraph"/>
       </w:pPr>
-      <w:ins w:id="133" w:author="PR Preview" w:date="2026-01-01T00:00:00Z">
+      <w:ins w:id="143" w:author="PR Preview" w:date="2026-01-01T00:00:00Z">
         <w:r>
           <w:rPr>
             <w:b/>
@@ -13387,17 +13436,17 @@
           <w:t xml:space="preserve">Definition 19 (Global minimizer)</w:t>
         </w:r>
       </w:ins>
-      <w:ins w:id="134" w:author="PR Preview" w:date="2026-01-01T00:00:00Z">
+      <w:ins w:id="144" w:author="PR Preview" w:date="2026-01-01T00:00:00Z">
         <w:r>
           <w:t xml:space="preserve"> </w:t>
         </w:r>
       </w:ins>
-      <w:ins w:id="135" w:author="PR Preview" w:date="2026-01-01T00:00:00Z">
+      <w:ins w:id="145" w:author="PR Preview" w:date="2026-01-01T00:00:00Z">
         <w:r>
           <w:t xml:space="preserve">Let</w:t>
         </w:r>
       </w:ins>
-      <w:ins w:id="136" w:author="PR Preview" w:date="2026-01-01T00:00:00Z">
+      <w:ins w:id="146" w:author="PR Preview" w:date="2026-01-01T00:00:00Z">
         <w:r>
           <w:t xml:space="preserve"> </w:t>
         </w:r>
@@ -13429,17 +13478,17 @@
           </m:sup>
         </m:sSup>
       </m:oMath>
-      <w:ins w:id="137" w:author="PR Preview" w:date="2026-01-01T00:00:00Z">
+      <w:ins w:id="147" w:author="PR Preview" w:date="2026-01-01T00:00:00Z">
         <w:r>
           <w:t xml:space="preserve"> </w:t>
         </w:r>
       </w:ins>
-      <w:ins w:id="138" w:author="PR Preview" w:date="2026-01-01T00:00:00Z">
+      <w:ins w:id="148" w:author="PR Preview" w:date="2026-01-01T00:00:00Z">
         <w:r>
           <w:t xml:space="preserve">and let</w:t>
         </w:r>
       </w:ins>
-      <w:ins w:id="139" w:author="PR Preview" w:date="2026-01-01T00:00:00Z">
+      <w:ins w:id="149" w:author="PR Preview" w:date="2026-01-01T00:00:00Z">
         <w:r>
           <w:t xml:space="preserve"> </w:t>
         </w:r>
@@ -13471,23 +13520,23 @@
           <m:t>R</m:t>
         </m:r>
       </m:oMath>
-      <w:ins w:id="140" w:author="PR Preview" w:date="2026-01-01T00:00:00Z">
+      <w:ins w:id="150" w:author="PR Preview" w:date="2026-01-01T00:00:00Z">
         <w:r>
           <w:t xml:space="preserve"> </w:t>
         </w:r>
       </w:ins>
-      <w:ins w:id="141" w:author="PR Preview" w:date="2026-01-01T00:00:00Z">
+      <w:ins w:id="151" w:author="PR Preview" w:date="2026-01-01T00:00:00Z">
         <w:r>
           <w:t xml:space="preserve">be a</w:t>
         </w:r>
       </w:ins>
-      <w:ins w:id="142" w:author="PR Preview" w:date="2026-01-01T00:00:00Z">
+      <w:ins w:id="152" w:author="PR Preview" w:date="2026-01-01T00:00:00Z">
         <w:r>
           <w:t xml:space="preserve"> </w:t>
         </w:r>
       </w:ins>
       <w:hyperlink r:id="rId54">
-        <w:ins w:id="143" w:author="PR Preview" w:date="2026-01-01T00:00:00Z">
+        <w:ins w:id="153" w:author="PR Preview" w:date="2026-01-01T00:00:00Z">
           <w:r>
             <w:rPr>
               <w:rStyle w:val="Hyperlink"/>
@@ -13496,22 +13545,22 @@
           </w:r>
         </w:ins>
       </w:hyperlink>
-      <w:ins w:id="144" w:author="PR Preview" w:date="2026-01-01T00:00:00Z">
+      <w:ins w:id="154" w:author="PR Preview" w:date="2026-01-01T00:00:00Z">
         <w:r>
           <w:t xml:space="preserve">.</w:t>
         </w:r>
       </w:ins>
-      <w:ins w:id="145" w:author="PR Preview" w:date="2026-01-01T00:00:00Z">
+      <w:ins w:id="155" w:author="PR Preview" w:date="2026-01-01T00:00:00Z">
         <w:r>
           <w:t xml:space="preserve"> </w:t>
         </w:r>
       </w:ins>
-      <w:ins w:id="146" w:author="PR Preview" w:date="2026-01-01T00:00:00Z">
+      <w:ins w:id="156" w:author="PR Preview" w:date="2026-01-01T00:00:00Z">
         <w:r>
           <w:t xml:space="preserve">A point</w:t>
         </w:r>
       </w:ins>
-      <w:ins w:id="147" w:author="PR Preview" w:date="2026-01-01T00:00:00Z">
+      <w:ins w:id="157" w:author="PR Preview" w:date="2026-01-01T00:00:00Z">
         <w:r>
           <w:t xml:space="preserve"> </w:t>
         </w:r>
@@ -13542,22 +13591,22 @@
           <m:t>A</m:t>
         </m:r>
       </m:oMath>
-      <w:ins w:id="148" w:author="PR Preview" w:date="2026-01-01T00:00:00Z">
+      <w:ins w:id="158" w:author="PR Preview" w:date="2026-01-01T00:00:00Z">
         <w:r>
           <w:t xml:space="preserve"> </w:t>
         </w:r>
       </w:ins>
-      <w:ins w:id="149" w:author="PR Preview" w:date="2026-01-01T00:00:00Z">
+      <w:ins w:id="159" w:author="PR Preview" w:date="2026-01-01T00:00:00Z">
         <w:r>
           <w:t xml:space="preserve">is a</w:t>
         </w:r>
       </w:ins>
-      <w:ins w:id="150" w:author="PR Preview" w:date="2026-01-01T00:00:00Z">
+      <w:ins w:id="160" w:author="PR Preview" w:date="2026-01-01T00:00:00Z">
         <w:r>
           <w:t xml:space="preserve"> </w:t>
         </w:r>
       </w:ins>
-      <w:ins w:id="151" w:author="PR Preview" w:date="2026-01-01T00:00:00Z">
+      <w:ins w:id="161" w:author="PR Preview" w:date="2026-01-01T00:00:00Z">
         <w:r>
           <w:rPr>
             <w:b/>
@@ -13566,17 +13615,17 @@
           <w:t xml:space="preserve">global minimizer</w:t>
         </w:r>
       </w:ins>
-      <w:ins w:id="152" w:author="PR Preview" w:date="2026-01-01T00:00:00Z">
+      <w:ins w:id="162" w:author="PR Preview" w:date="2026-01-01T00:00:00Z">
         <w:r>
           <w:t xml:space="preserve"> </w:t>
         </w:r>
       </w:ins>
-      <w:ins w:id="153" w:author="PR Preview" w:date="2026-01-01T00:00:00Z">
+      <w:ins w:id="163" w:author="PR Preview" w:date="2026-01-01T00:00:00Z">
         <w:r>
           <w:t xml:space="preserve">of</w:t>
         </w:r>
       </w:ins>
-      <w:ins w:id="154" w:author="PR Preview" w:date="2026-01-01T00:00:00Z">
+      <w:ins w:id="164" w:author="PR Preview" w:date="2026-01-01T00:00:00Z">
         <w:r>
           <w:t xml:space="preserve"> </w:t>
         </w:r>
@@ -13586,17 +13635,17 @@
           <m:t>f</m:t>
         </m:r>
       </m:oMath>
-      <w:ins w:id="155" w:author="PR Preview" w:date="2026-01-01T00:00:00Z">
+      <w:ins w:id="165" w:author="PR Preview" w:date="2026-01-01T00:00:00Z">
         <w:r>
           <w:t xml:space="preserve"> </w:t>
         </w:r>
       </w:ins>
-      <w:ins w:id="156" w:author="PR Preview" w:date="2026-01-01T00:00:00Z">
+      <w:ins w:id="166" w:author="PR Preview" w:date="2026-01-01T00:00:00Z">
         <w:r>
           <w:t xml:space="preserve">over</w:t>
         </w:r>
       </w:ins>
-      <w:ins w:id="157" w:author="PR Preview" w:date="2026-01-01T00:00:00Z">
+      <w:ins w:id="167" w:author="PR Preview" w:date="2026-01-01T00:00:00Z">
         <w:r>
           <w:t xml:space="preserve"> </w:t>
         </w:r>
@@ -13606,17 +13655,17 @@
           <m:t>A</m:t>
         </m:r>
       </m:oMath>
-      <w:ins w:id="158" w:author="PR Preview" w:date="2026-01-01T00:00:00Z">
+      <w:ins w:id="168" w:author="PR Preview" w:date="2026-01-01T00:00:00Z">
         <w:r>
           <w:t xml:space="preserve"> </w:t>
         </w:r>
       </w:ins>
-      <w:ins w:id="159" w:author="PR Preview" w:date="2026-01-01T00:00:00Z">
+      <w:ins w:id="169" w:author="PR Preview" w:date="2026-01-01T00:00:00Z">
         <w:r>
           <w:t xml:space="preserve">if</w:t>
         </w:r>
       </w:ins>
-      <w:ins w:id="160" w:author="PR Preview" w:date="2026-01-01T00:00:00Z">
+      <w:ins w:id="170" w:author="PR Preview" w:date="2026-01-01T00:00:00Z">
         <w:r>
           <w:t xml:space="preserve"> </w:t>
         </w:r>
@@ -13677,17 +13726,17 @@
           <m:t>)</m:t>
         </m:r>
       </m:oMath>
-      <w:ins w:id="161" w:author="PR Preview" w:date="2026-01-01T00:00:00Z">
+      <w:ins w:id="171" w:author="PR Preview" w:date="2026-01-01T00:00:00Z">
         <w:r>
           <w:t xml:space="preserve"> </w:t>
         </w:r>
       </w:ins>
-      <w:ins w:id="162" w:author="PR Preview" w:date="2026-01-01T00:00:00Z">
+      <w:ins w:id="172" w:author="PR Preview" w:date="2026-01-01T00:00:00Z">
         <w:r>
           <w:t xml:space="preserve">for all</w:t>
         </w:r>
       </w:ins>
-      <w:ins w:id="163" w:author="PR Preview" w:date="2026-01-01T00:00:00Z">
+      <w:ins w:id="173" w:author="PR Preview" w:date="2026-01-01T00:00:00Z">
         <w:r>
           <w:t xml:space="preserve"> </w:t>
         </w:r>
@@ -13706,7 +13755,7 @@
           <m:t>A</m:t>
         </m:r>
       </m:oMath>
-      <w:ins w:id="164" w:author="PR Preview" w:date="2026-01-01T00:00:00Z">
+      <w:ins w:id="174" w:author="PR Preview" w:date="2026-01-01T00:00:00Z">
         <w:r>
           <w:t xml:space="preserve">.</w:t>
         </w:r>
@@ -14214,7 +14263,7 @@
       <w:pPr>
         <w:pStyle w:val="BodyText"/>
       </w:pPr>
-      <w:del w:id="165" w:author="PR Preview" w:date="2026-01-01T00:00:00Z">
+      <w:del w:id="175" w:author="PR Preview" w:date="2026-01-01T00:00:00Z">
         <w:r>
           <w:rPr>
             <w:b/>
@@ -14223,17 +14272,17 @@
           <w:delText xml:space="preserve">Definition 18 (Local minimizer)</w:delText>
         </w:r>
       </w:del>
-      <w:del w:id="166" w:author="PR Preview" w:date="2026-01-01T00:00:00Z">
+      <w:del w:id="176" w:author="PR Preview" w:date="2026-01-01T00:00:00Z">
         <w:r>
           <w:delText xml:space="preserve"> </w:delText>
         </w:r>
       </w:del>
-      <w:del w:id="167" w:author="PR Preview" w:date="2026-01-01T00:00:00Z">
+      <w:del w:id="177" w:author="PR Preview" w:date="2026-01-01T00:00:00Z">
         <w:r>
           <w:delText xml:space="preserve">Let</w:delText>
         </w:r>
       </w:del>
-      <w:del w:id="168" w:author="PR Preview" w:date="2026-01-01T00:00:00Z">
+      <w:del w:id="178" w:author="PR Preview" w:date="2026-01-01T00:00:00Z">
         <w:r>
           <w:delText xml:space="preserve"> </w:delText>
         </w:r>
@@ -14265,17 +14314,17 @@
           </m:sup>
         </m:sSup>
       </m:oMath>
-      <w:del w:id="169" w:author="PR Preview" w:date="2026-01-01T00:00:00Z">
+      <w:del w:id="179" w:author="PR Preview" w:date="2026-01-01T00:00:00Z">
         <w:r>
           <w:delText xml:space="preserve"> </w:delText>
         </w:r>
       </w:del>
-      <w:del w:id="170" w:author="PR Preview" w:date="2026-01-01T00:00:00Z">
+      <w:del w:id="180" w:author="PR Preview" w:date="2026-01-01T00:00:00Z">
         <w:r>
           <w:delText xml:space="preserve">and let</w:delText>
         </w:r>
       </w:del>
-      <w:del w:id="171" w:author="PR Preview" w:date="2026-01-01T00:00:00Z">
+      <w:del w:id="181" w:author="PR Preview" w:date="2026-01-01T00:00:00Z">
         <w:r>
           <w:delText xml:space="preserve"> </w:delText>
         </w:r>
@@ -14307,23 +14356,23 @@
           <m:t>R</m:t>
         </m:r>
       </m:oMath>
-      <w:del w:id="172" w:author="PR Preview" w:date="2026-01-01T00:00:00Z">
+      <w:del w:id="182" w:author="PR Preview" w:date="2026-01-01T00:00:00Z">
         <w:r>
           <w:delText xml:space="preserve"> </w:delText>
         </w:r>
       </w:del>
-      <w:del w:id="173" w:author="PR Preview" w:date="2026-01-01T00:00:00Z">
+      <w:del w:id="183" w:author="PR Preview" w:date="2026-01-01T00:00:00Z">
         <w:r>
           <w:delText xml:space="preserve">be a</w:delText>
         </w:r>
       </w:del>
-      <w:del w:id="174" w:author="PR Preview" w:date="2026-01-01T00:00:00Z">
+      <w:del w:id="184" w:author="PR Preview" w:date="2026-01-01T00:00:00Z">
         <w:r>
           <w:delText xml:space="preserve"> </w:delText>
         </w:r>
       </w:del>
       <w:hyperlink r:id="rId54">
-        <w:del w:id="175" w:author="PR Preview" w:date="2026-01-01T00:00:00Z">
+        <w:del w:id="185" w:author="PR Preview" w:date="2026-01-01T00:00:00Z">
           <w:r>
             <w:rPr>
               <w:rStyle w:val="Hyperlink"/>
@@ -14332,22 +14381,22 @@
           </w:r>
         </w:del>
       </w:hyperlink>
-      <w:del w:id="176" w:author="PR Preview" w:date="2026-01-01T00:00:00Z">
+      <w:del w:id="186" w:author="PR Preview" w:date="2026-01-01T00:00:00Z">
         <w:r>
           <w:delText xml:space="preserve">.</w:delText>
         </w:r>
       </w:del>
-      <w:del w:id="177" w:author="PR Preview" w:date="2026-01-01T00:00:00Z">
+      <w:del w:id="187" w:author="PR Preview" w:date="2026-01-01T00:00:00Z">
         <w:r>
           <w:delText xml:space="preserve"> </w:delText>
         </w:r>
       </w:del>
-      <w:del w:id="178" w:author="PR Preview" w:date="2026-01-01T00:00:00Z">
+      <w:del w:id="188" w:author="PR Preview" w:date="2026-01-01T00:00:00Z">
         <w:r>
           <w:delText xml:space="preserve">A point</w:delText>
         </w:r>
       </w:del>
-      <w:del w:id="179" w:author="PR Preview" w:date="2026-01-01T00:00:00Z">
+      <w:del w:id="189" w:author="PR Preview" w:date="2026-01-01T00:00:00Z">
         <w:r>
           <w:delText xml:space="preserve"> </w:delText>
         </w:r>
@@ -14378,22 +14427,22 @@
           <m:t>A</m:t>
         </m:r>
       </m:oMath>
-      <w:del w:id="180" w:author="PR Preview" w:date="2026-01-01T00:00:00Z">
+      <w:del w:id="190" w:author="PR Preview" w:date="2026-01-01T00:00:00Z">
         <w:r>
           <w:delText xml:space="preserve"> </w:delText>
         </w:r>
       </w:del>
-      <w:del w:id="181" w:author="PR Preview" w:date="2026-01-01T00:00:00Z">
+      <w:del w:id="191" w:author="PR Preview" w:date="2026-01-01T00:00:00Z">
         <w:r>
           <w:delText xml:space="preserve">is a</w:delText>
         </w:r>
       </w:del>
-      <w:del w:id="182" w:author="PR Preview" w:date="2026-01-01T00:00:00Z">
+      <w:del w:id="192" w:author="PR Preview" w:date="2026-01-01T00:00:00Z">
         <w:r>
           <w:delText xml:space="preserve"> </w:delText>
         </w:r>
       </w:del>
-      <w:del w:id="183" w:author="PR Preview" w:date="2026-01-01T00:00:00Z">
+      <w:del w:id="193" w:author="PR Preview" w:date="2026-01-01T00:00:00Z">
         <w:r>
           <w:rPr>
             <w:b/>
@@ -14402,17 +14451,17 @@
           <w:delText xml:space="preserve">local minimizer</w:delText>
         </w:r>
       </w:del>
-      <w:del w:id="184" w:author="PR Preview" w:date="2026-01-01T00:00:00Z">
+      <w:del w:id="194" w:author="PR Preview" w:date="2026-01-01T00:00:00Z">
         <w:r>
           <w:delText xml:space="preserve"> </w:delText>
         </w:r>
       </w:del>
-      <w:del w:id="185" w:author="PR Preview" w:date="2026-01-01T00:00:00Z">
+      <w:del w:id="195" w:author="PR Preview" w:date="2026-01-01T00:00:00Z">
         <w:r>
           <w:delText xml:space="preserve">of</w:delText>
         </w:r>
       </w:del>
-      <w:del w:id="186" w:author="PR Preview" w:date="2026-01-01T00:00:00Z">
+      <w:del w:id="196" w:author="PR Preview" w:date="2026-01-01T00:00:00Z">
         <w:r>
           <w:delText xml:space="preserve"> </w:delText>
         </w:r>
@@ -14422,17 +14471,17 @@
           <m:t>f</m:t>
         </m:r>
       </m:oMath>
-      <w:del w:id="187" w:author="PR Preview" w:date="2026-01-01T00:00:00Z">
+      <w:del w:id="197" w:author="PR Preview" w:date="2026-01-01T00:00:00Z">
         <w:r>
           <w:delText xml:space="preserve"> </w:delText>
         </w:r>
       </w:del>
-      <w:del w:id="188" w:author="PR Preview" w:date="2026-01-01T00:00:00Z">
+      <w:del w:id="198" w:author="PR Preview" w:date="2026-01-01T00:00:00Z">
         <w:r>
           <w:delText xml:space="preserve">if there is a number</w:delText>
         </w:r>
       </w:del>
-      <w:del w:id="189" w:author="PR Preview" w:date="2026-01-01T00:00:00Z">
+      <w:del w:id="199" w:author="PR Preview" w:date="2026-01-01T00:00:00Z">
         <w:r>
           <w:delText xml:space="preserve"> </w:delText>
         </w:r>
@@ -14451,17 +14500,17 @@
           <m:t>0</m:t>
         </m:r>
       </m:oMath>
-      <w:del w:id="190" w:author="PR Preview" w:date="2026-01-01T00:00:00Z">
+      <w:del w:id="200" w:author="PR Preview" w:date="2026-01-01T00:00:00Z">
         <w:r>
           <w:delText xml:space="preserve"> </w:delText>
         </w:r>
       </w:del>
-      <w:del w:id="191" w:author="PR Preview" w:date="2026-01-01T00:00:00Z">
+      <w:del w:id="201" w:author="PR Preview" w:date="2026-01-01T00:00:00Z">
         <w:r>
           <w:delText xml:space="preserve">such that</w:delText>
         </w:r>
       </w:del>
-      <w:del w:id="192" w:author="PR Preview" w:date="2026-01-01T00:00:00Z">
+      <w:del w:id="202" w:author="PR Preview" w:date="2026-01-01T00:00:00Z">
         <w:r>
           <w:delText xml:space="preserve"> </w:delText>
         </w:r>
@@ -14522,17 +14571,17 @@
           <m:t>)</m:t>
         </m:r>
       </m:oMath>
-      <w:del w:id="193" w:author="PR Preview" w:date="2026-01-01T00:00:00Z">
+      <w:del w:id="203" w:author="PR Preview" w:date="2026-01-01T00:00:00Z">
         <w:r>
           <w:delText xml:space="preserve"> </w:delText>
         </w:r>
       </w:del>
-      <w:del w:id="194" w:author="PR Preview" w:date="2026-01-01T00:00:00Z">
+      <w:del w:id="204" w:author="PR Preview" w:date="2026-01-01T00:00:00Z">
         <w:r>
           <w:delText xml:space="preserve">for all</w:delText>
         </w:r>
       </w:del>
-      <w:del w:id="195" w:author="PR Preview" w:date="2026-01-01T00:00:00Z">
+      <w:del w:id="205" w:author="PR Preview" w:date="2026-01-01T00:00:00Z">
         <w:r>
           <w:delText xml:space="preserve"> </w:delText>
         </w:r>
@@ -14551,17 +14600,17 @@
           <m:t>A</m:t>
         </m:r>
       </m:oMath>
-      <w:del w:id="196" w:author="PR Preview" w:date="2026-01-01T00:00:00Z">
+      <w:del w:id="206" w:author="PR Preview" w:date="2026-01-01T00:00:00Z">
         <w:r>
           <w:delText xml:space="preserve"> </w:delText>
         </w:r>
       </w:del>
-      <w:del w:id="197" w:author="PR Preview" w:date="2026-01-01T00:00:00Z">
+      <w:del w:id="207" w:author="PR Preview" w:date="2026-01-01T00:00:00Z">
         <w:r>
           <w:delText xml:space="preserve">with</w:delText>
         </w:r>
       </w:del>
-      <w:del w:id="198" w:author="PR Preview" w:date="2026-01-01T00:00:00Z">
+      <w:del w:id="208" w:author="PR Preview" w:date="2026-01-01T00:00:00Z">
         <w:r>
           <w:delText xml:space="preserve"> </w:delText>
         </w:r>
@@ -14617,22 +14666,22 @@
           <m:t>δ</m:t>
         </m:r>
       </m:oMath>
-      <w:del w:id="199" w:author="PR Preview" w:date="2026-01-01T00:00:00Z">
+      <w:del w:id="209" w:author="PR Preview" w:date="2026-01-01T00:00:00Z">
         <w:r>
           <w:delText xml:space="preserve">,</w:delText>
         </w:r>
       </w:del>
-      <w:del w:id="200" w:author="PR Preview" w:date="2026-01-01T00:00:00Z">
+      <w:del w:id="210" w:author="PR Preview" w:date="2026-01-01T00:00:00Z">
         <w:r>
           <w:delText xml:space="preserve"> </w:delText>
         </w:r>
       </w:del>
-      <w:del w:id="201" w:author="PR Preview" w:date="2026-01-01T00:00:00Z">
+      <w:del w:id="211" w:author="PR Preview" w:date="2026-01-01T00:00:00Z">
         <w:r>
           <w:delText xml:space="preserve">where</w:delText>
         </w:r>
       </w:del>
-      <w:del w:id="202" w:author="PR Preview" w:date="2026-01-01T00:00:00Z">
+      <w:del w:id="212" w:author="PR Preview" w:date="2026-01-01T00:00:00Z">
         <w:r>
           <w:delText xml:space="preserve"> </w:delText>
         </w:r>
@@ -14661,23 +14710,23 @@
           <m:t>​</m:t>
         </m:r>
       </m:oMath>
-      <w:del w:id="203" w:author="PR Preview" w:date="2026-01-01T00:00:00Z">
+      <w:del w:id="213" w:author="PR Preview" w:date="2026-01-01T00:00:00Z">
         <w:r>
           <w:delText xml:space="preserve"> </w:delText>
         </w:r>
       </w:del>
-      <w:del w:id="204" w:author="PR Preview" w:date="2026-01-01T00:00:00Z">
+      <w:del w:id="214" w:author="PR Preview" w:date="2026-01-01T00:00:00Z">
         <w:r>
           <w:delText xml:space="preserve">is the</w:delText>
         </w:r>
       </w:del>
-      <w:del w:id="205" w:author="PR Preview" w:date="2026-01-01T00:00:00Z">
+      <w:del w:id="215" w:author="PR Preview" w:date="2026-01-01T00:00:00Z">
         <w:r>
           <w:delText xml:space="preserve"> </w:delText>
         </w:r>
       </w:del>
       <w:hyperlink r:id="rId71">
-        <w:del w:id="206" w:author="PR Preview" w:date="2026-01-01T00:00:00Z">
+        <w:del w:id="216" w:author="PR Preview" w:date="2026-01-01T00:00:00Z">
           <w:r>
             <w:rPr>
               <w:rStyle w:val="Hyperlink"/>
@@ -14686,7 +14735,7 @@
           </w:r>
         </w:del>
       </w:hyperlink>
-      <w:del w:id="207" w:author="PR Preview" w:date="2026-01-01T00:00:00Z">
+      <w:del w:id="217" w:author="PR Preview" w:date="2026-01-01T00:00:00Z">
         <w:r>
           <w:delText xml:space="preserve">.</w:delText>
         </w:r>
@@ -14696,7 +14745,7 @@
       <w:pPr>
         <w:pStyle w:val="BodyText"/>
       </w:pPr>
-      <w:ins w:id="208" w:author="PR Preview" w:date="2026-01-01T00:00:00Z">
+      <w:ins w:id="218" w:author="PR Preview" w:date="2026-01-01T00:00:00Z">
         <w:r>
           <w:rPr>
             <w:b/>
@@ -14705,17 +14754,17 @@
           <w:t xml:space="preserve">Definition 20 (Local minimizer)</w:t>
         </w:r>
       </w:ins>
-      <w:ins w:id="209" w:author="PR Preview" w:date="2026-01-01T00:00:00Z">
+      <w:ins w:id="219" w:author="PR Preview" w:date="2026-01-01T00:00:00Z">
         <w:r>
           <w:t xml:space="preserve"> </w:t>
         </w:r>
       </w:ins>
-      <w:ins w:id="210" w:author="PR Preview" w:date="2026-01-01T00:00:00Z">
+      <w:ins w:id="220" w:author="PR Preview" w:date="2026-01-01T00:00:00Z">
         <w:r>
           <w:t xml:space="preserve">Let</w:t>
         </w:r>
       </w:ins>
-      <w:ins w:id="211" w:author="PR Preview" w:date="2026-01-01T00:00:00Z">
+      <w:ins w:id="221" w:author="PR Preview" w:date="2026-01-01T00:00:00Z">
         <w:r>
           <w:t xml:space="preserve"> </w:t>
         </w:r>
@@ -14747,17 +14796,17 @@
           </m:sup>
         </m:sSup>
       </m:oMath>
-      <w:ins w:id="212" w:author="PR Preview" w:date="2026-01-01T00:00:00Z">
+      <w:ins w:id="222" w:author="PR Preview" w:date="2026-01-01T00:00:00Z">
         <w:r>
           <w:t xml:space="preserve"> </w:t>
         </w:r>
       </w:ins>
-      <w:ins w:id="213" w:author="PR Preview" w:date="2026-01-01T00:00:00Z">
+      <w:ins w:id="223" w:author="PR Preview" w:date="2026-01-01T00:00:00Z">
         <w:r>
           <w:t xml:space="preserve">and let</w:t>
         </w:r>
       </w:ins>
-      <w:ins w:id="214" w:author="PR Preview" w:date="2026-01-01T00:00:00Z">
+      <w:ins w:id="224" w:author="PR Preview" w:date="2026-01-01T00:00:00Z">
         <w:r>
           <w:t xml:space="preserve"> </w:t>
         </w:r>
@@ -14789,23 +14838,23 @@
           <m:t>R</m:t>
         </m:r>
       </m:oMath>
-      <w:ins w:id="215" w:author="PR Preview" w:date="2026-01-01T00:00:00Z">
+      <w:ins w:id="225" w:author="PR Preview" w:date="2026-01-01T00:00:00Z">
         <w:r>
           <w:t xml:space="preserve"> </w:t>
         </w:r>
       </w:ins>
-      <w:ins w:id="216" w:author="PR Preview" w:date="2026-01-01T00:00:00Z">
+      <w:ins w:id="226" w:author="PR Preview" w:date="2026-01-01T00:00:00Z">
         <w:r>
           <w:t xml:space="preserve">be a</w:t>
         </w:r>
       </w:ins>
-      <w:ins w:id="217" w:author="PR Preview" w:date="2026-01-01T00:00:00Z">
+      <w:ins w:id="227" w:author="PR Preview" w:date="2026-01-01T00:00:00Z">
         <w:r>
           <w:t xml:space="preserve"> </w:t>
         </w:r>
       </w:ins>
       <w:hyperlink r:id="rId54">
-        <w:ins w:id="218" w:author="PR Preview" w:date="2026-01-01T00:00:00Z">
+        <w:ins w:id="228" w:author="PR Preview" w:date="2026-01-01T00:00:00Z">
           <w:r>
             <w:rPr>
               <w:rStyle w:val="Hyperlink"/>
@@ -14814,22 +14863,22 @@
           </w:r>
         </w:ins>
       </w:hyperlink>
-      <w:ins w:id="219" w:author="PR Preview" w:date="2026-01-01T00:00:00Z">
+      <w:ins w:id="229" w:author="PR Preview" w:date="2026-01-01T00:00:00Z">
         <w:r>
           <w:t xml:space="preserve">.</w:t>
         </w:r>
       </w:ins>
-      <w:ins w:id="220" w:author="PR Preview" w:date="2026-01-01T00:00:00Z">
+      <w:ins w:id="230" w:author="PR Preview" w:date="2026-01-01T00:00:00Z">
         <w:r>
           <w:t xml:space="preserve"> </w:t>
         </w:r>
       </w:ins>
-      <w:ins w:id="221" w:author="PR Preview" w:date="2026-01-01T00:00:00Z">
+      <w:ins w:id="231" w:author="PR Preview" w:date="2026-01-01T00:00:00Z">
         <w:r>
           <w:t xml:space="preserve">A point</w:t>
         </w:r>
       </w:ins>
-      <w:ins w:id="222" w:author="PR Preview" w:date="2026-01-01T00:00:00Z">
+      <w:ins w:id="232" w:author="PR Preview" w:date="2026-01-01T00:00:00Z">
         <w:r>
           <w:t xml:space="preserve"> </w:t>
         </w:r>
@@ -14860,22 +14909,22 @@
           <m:t>A</m:t>
         </m:r>
       </m:oMath>
-      <w:ins w:id="223" w:author="PR Preview" w:date="2026-01-01T00:00:00Z">
+      <w:ins w:id="233" w:author="PR Preview" w:date="2026-01-01T00:00:00Z">
         <w:r>
           <w:t xml:space="preserve"> </w:t>
         </w:r>
       </w:ins>
-      <w:ins w:id="224" w:author="PR Preview" w:date="2026-01-01T00:00:00Z">
+      <w:ins w:id="234" w:author="PR Preview" w:date="2026-01-01T00:00:00Z">
         <w:r>
           <w:t xml:space="preserve">is a</w:t>
         </w:r>
       </w:ins>
-      <w:ins w:id="225" w:author="PR Preview" w:date="2026-01-01T00:00:00Z">
+      <w:ins w:id="235" w:author="PR Preview" w:date="2026-01-01T00:00:00Z">
         <w:r>
           <w:t xml:space="preserve"> </w:t>
         </w:r>
       </w:ins>
-      <w:ins w:id="226" w:author="PR Preview" w:date="2026-01-01T00:00:00Z">
+      <w:ins w:id="236" w:author="PR Preview" w:date="2026-01-01T00:00:00Z">
         <w:r>
           <w:rPr>
             <w:b/>
@@ -14884,17 +14933,17 @@
           <w:t xml:space="preserve">local minimizer</w:t>
         </w:r>
       </w:ins>
-      <w:ins w:id="227" w:author="PR Preview" w:date="2026-01-01T00:00:00Z">
+      <w:ins w:id="237" w:author="PR Preview" w:date="2026-01-01T00:00:00Z">
         <w:r>
           <w:t xml:space="preserve"> </w:t>
         </w:r>
       </w:ins>
-      <w:ins w:id="228" w:author="PR Preview" w:date="2026-01-01T00:00:00Z">
+      <w:ins w:id="238" w:author="PR Preview" w:date="2026-01-01T00:00:00Z">
         <w:r>
           <w:t xml:space="preserve">of</w:t>
         </w:r>
       </w:ins>
-      <w:ins w:id="229" w:author="PR Preview" w:date="2026-01-01T00:00:00Z">
+      <w:ins w:id="239" w:author="PR Preview" w:date="2026-01-01T00:00:00Z">
         <w:r>
           <w:t xml:space="preserve"> </w:t>
         </w:r>
@@ -14904,17 +14953,17 @@
           <m:t>f</m:t>
         </m:r>
       </m:oMath>
-      <w:ins w:id="230" w:author="PR Preview" w:date="2026-01-01T00:00:00Z">
+      <w:ins w:id="240" w:author="PR Preview" w:date="2026-01-01T00:00:00Z">
         <w:r>
           <w:t xml:space="preserve"> </w:t>
         </w:r>
       </w:ins>
-      <w:ins w:id="231" w:author="PR Preview" w:date="2026-01-01T00:00:00Z">
+      <w:ins w:id="241" w:author="PR Preview" w:date="2026-01-01T00:00:00Z">
         <w:r>
           <w:t xml:space="preserve">if there is a number</w:t>
         </w:r>
       </w:ins>
-      <w:ins w:id="232" w:author="PR Preview" w:date="2026-01-01T00:00:00Z">
+      <w:ins w:id="242" w:author="PR Preview" w:date="2026-01-01T00:00:00Z">
         <w:r>
           <w:t xml:space="preserve"> </w:t>
         </w:r>
@@ -14933,17 +14982,17 @@
           <m:t>0</m:t>
         </m:r>
       </m:oMath>
-      <w:ins w:id="233" w:author="PR Preview" w:date="2026-01-01T00:00:00Z">
+      <w:ins w:id="243" w:author="PR Preview" w:date="2026-01-01T00:00:00Z">
         <w:r>
           <w:t xml:space="preserve"> </w:t>
         </w:r>
       </w:ins>
-      <w:ins w:id="234" w:author="PR Preview" w:date="2026-01-01T00:00:00Z">
+      <w:ins w:id="244" w:author="PR Preview" w:date="2026-01-01T00:00:00Z">
         <w:r>
           <w:t xml:space="preserve">such that</w:t>
         </w:r>
       </w:ins>
-      <w:ins w:id="235" w:author="PR Preview" w:date="2026-01-01T00:00:00Z">
+      <w:ins w:id="245" w:author="PR Preview" w:date="2026-01-01T00:00:00Z">
         <w:r>
           <w:t xml:space="preserve"> </w:t>
         </w:r>
@@ -15004,17 +15053,17 @@
           <m:t>)</m:t>
         </m:r>
       </m:oMath>
-      <w:ins w:id="236" w:author="PR Preview" w:date="2026-01-01T00:00:00Z">
+      <w:ins w:id="246" w:author="PR Preview" w:date="2026-01-01T00:00:00Z">
         <w:r>
           <w:t xml:space="preserve"> </w:t>
         </w:r>
       </w:ins>
-      <w:ins w:id="237" w:author="PR Preview" w:date="2026-01-01T00:00:00Z">
+      <w:ins w:id="247" w:author="PR Preview" w:date="2026-01-01T00:00:00Z">
         <w:r>
           <w:t xml:space="preserve">for all</w:t>
         </w:r>
       </w:ins>
-      <w:ins w:id="238" w:author="PR Preview" w:date="2026-01-01T00:00:00Z">
+      <w:ins w:id="248" w:author="PR Preview" w:date="2026-01-01T00:00:00Z">
         <w:r>
           <w:t xml:space="preserve"> </w:t>
         </w:r>
@@ -15033,17 +15082,17 @@
           <m:t>A</m:t>
         </m:r>
       </m:oMath>
-      <w:ins w:id="239" w:author="PR Preview" w:date="2026-01-01T00:00:00Z">
+      <w:ins w:id="249" w:author="PR Preview" w:date="2026-01-01T00:00:00Z">
         <w:r>
           <w:t xml:space="preserve"> </w:t>
         </w:r>
       </w:ins>
-      <w:ins w:id="240" w:author="PR Preview" w:date="2026-01-01T00:00:00Z">
+      <w:ins w:id="250" w:author="PR Preview" w:date="2026-01-01T00:00:00Z">
         <w:r>
           <w:t xml:space="preserve">with</w:t>
         </w:r>
       </w:ins>
-      <w:ins w:id="241" w:author="PR Preview" w:date="2026-01-01T00:00:00Z">
+      <w:ins w:id="251" w:author="PR Preview" w:date="2026-01-01T00:00:00Z">
         <w:r>
           <w:t xml:space="preserve"> </w:t>
         </w:r>
@@ -15099,22 +15148,22 @@
           <m:t>δ</m:t>
         </m:r>
       </m:oMath>
-      <w:ins w:id="242" w:author="PR Preview" w:date="2026-01-01T00:00:00Z">
+      <w:ins w:id="252" w:author="PR Preview" w:date="2026-01-01T00:00:00Z">
         <w:r>
           <w:t xml:space="preserve">,</w:t>
         </w:r>
       </w:ins>
-      <w:ins w:id="243" w:author="PR Preview" w:date="2026-01-01T00:00:00Z">
+      <w:ins w:id="253" w:author="PR Preview" w:date="2026-01-01T00:00:00Z">
         <w:r>
           <w:t xml:space="preserve"> </w:t>
         </w:r>
       </w:ins>
-      <w:ins w:id="244" w:author="PR Preview" w:date="2026-01-01T00:00:00Z">
+      <w:ins w:id="254" w:author="PR Preview" w:date="2026-01-01T00:00:00Z">
         <w:r>
           <w:t xml:space="preserve">where</w:t>
         </w:r>
       </w:ins>
-      <w:ins w:id="245" w:author="PR Preview" w:date="2026-01-01T00:00:00Z">
+      <w:ins w:id="255" w:author="PR Preview" w:date="2026-01-01T00:00:00Z">
         <w:r>
           <w:t xml:space="preserve"> </w:t>
         </w:r>
@@ -15143,23 +15192,23 @@
           <m:t>​</m:t>
         </m:r>
       </m:oMath>
-      <w:ins w:id="246" w:author="PR Preview" w:date="2026-01-01T00:00:00Z">
+      <w:ins w:id="256" w:author="PR Preview" w:date="2026-01-01T00:00:00Z">
         <w:r>
           <w:t xml:space="preserve"> </w:t>
         </w:r>
       </w:ins>
-      <w:ins w:id="247" w:author="PR Preview" w:date="2026-01-01T00:00:00Z">
+      <w:ins w:id="257" w:author="PR Preview" w:date="2026-01-01T00:00:00Z">
         <w:r>
           <w:t xml:space="preserve">is the</w:t>
         </w:r>
       </w:ins>
-      <w:ins w:id="248" w:author="PR Preview" w:date="2026-01-01T00:00:00Z">
+      <w:ins w:id="258" w:author="PR Preview" w:date="2026-01-01T00:00:00Z">
         <w:r>
           <w:t xml:space="preserve"> </w:t>
         </w:r>
       </w:ins>
       <w:hyperlink r:id="rId71">
-        <w:ins w:id="249" w:author="PR Preview" w:date="2026-01-01T00:00:00Z">
+        <w:ins w:id="259" w:author="PR Preview" w:date="2026-01-01T00:00:00Z">
           <w:r>
             <w:rPr>
               <w:rStyle w:val="Hyperlink"/>
@@ -15168,7 +15217,7 @@
           </w:r>
         </w:ins>
       </w:hyperlink>
-      <w:ins w:id="250" w:author="PR Preview" w:date="2026-01-01T00:00:00Z">
+      <w:ins w:id="260" w:author="PR Preview" w:date="2026-01-01T00:00:00Z">
         <w:r>
           <w:t xml:space="preserve">.</w:t>
         </w:r>
@@ -15456,13 +15505,13 @@
       <w:pPr>
         <w:pStyle w:val="BodyText"/>
       </w:pPr>
-      <w:del w:id="251" w:author="PR Preview" w:date="2026-01-01T00:00:00Z">
+      <w:del w:id="261" w:author="PR Preview" w:date="2026-01-01T00:00:00Z">
         <w:r>
           <w:delText xml:space="preserve">Every global minimizer (</w:delText>
         </w:r>
       </w:del>
       <w:hyperlink w:anchor="def-global-minimizer">
-        <w:del w:id="252" w:author="PR Preview" w:date="2026-01-01T00:00:00Z">
+        <w:del w:id="262" w:author="PR Preview" w:date="2026-01-01T00:00:00Z">
           <w:r>
             <w:rPr>
               <w:rStyle w:val="Hyperlink"/>
@@ -15471,22 +15520,22 @@
           </w:r>
         </w:del>
       </w:hyperlink>
-      <w:del w:id="253" w:author="PR Preview" w:date="2026-01-01T00:00:00Z">
+      <w:del w:id="263" w:author="PR Preview" w:date="2026-01-01T00:00:00Z">
         <w:r>
           <w:delText xml:space="preserve">) is a local minimizer:</w:delText>
         </w:r>
       </w:del>
-      <w:del w:id="254" w:author="PR Preview" w:date="2026-01-01T00:00:00Z">
+      <w:del w:id="264" w:author="PR Preview" w:date="2026-01-01T00:00:00Z">
         <w:r>
           <w:delText xml:space="preserve"> </w:delText>
         </w:r>
       </w:del>
-      <w:del w:id="255" w:author="PR Preview" w:date="2026-01-01T00:00:00Z">
+      <w:del w:id="265" w:author="PR Preview" w:date="2026-01-01T00:00:00Z">
         <w:r>
           <w:delText xml:space="preserve">take any</w:delText>
         </w:r>
       </w:del>
-      <w:del w:id="256" w:author="PR Preview" w:date="2026-01-01T00:00:00Z">
+      <w:del w:id="266" w:author="PR Preview" w:date="2026-01-01T00:00:00Z">
         <w:r>
           <w:delText xml:space="preserve"> </w:delText>
         </w:r>
@@ -15505,22 +15554,22 @@
           <m:t>0</m:t>
         </m:r>
       </m:oMath>
-      <w:del w:id="257" w:author="PR Preview" w:date="2026-01-01T00:00:00Z">
+      <w:del w:id="267" w:author="PR Preview" w:date="2026-01-01T00:00:00Z">
         <w:r>
           <w:delText xml:space="preserve">.</w:delText>
         </w:r>
       </w:del>
-      <w:del w:id="258" w:author="PR Preview" w:date="2026-01-01T00:00:00Z">
+      <w:del w:id="268" w:author="PR Preview" w:date="2026-01-01T00:00:00Z">
         <w:r>
           <w:delText xml:space="preserve"> </w:delText>
         </w:r>
       </w:del>
-      <w:del w:id="259" w:author="PR Preview" w:date="2026-01-01T00:00:00Z">
+      <w:del w:id="269" w:author="PR Preview" w:date="2026-01-01T00:00:00Z">
         <w:r>
           <w:delText xml:space="preserve">For example,</w:delText>
         </w:r>
       </w:del>
-      <w:del w:id="260" w:author="PR Preview" w:date="2026-01-01T00:00:00Z">
+      <w:del w:id="270" w:author="PR Preview" w:date="2026-01-01T00:00:00Z">
         <w:r>
           <w:delText xml:space="preserve"> </w:delText>
         </w:r>
@@ -15551,17 +15600,17 @@
           <m:t>0</m:t>
         </m:r>
       </m:oMath>
-      <w:del w:id="261" w:author="PR Preview" w:date="2026-01-01T00:00:00Z">
+      <w:del w:id="271" w:author="PR Preview" w:date="2026-01-01T00:00:00Z">
         <w:r>
           <w:delText xml:space="preserve"> </w:delText>
         </w:r>
       </w:del>
-      <w:del w:id="262" w:author="PR Preview" w:date="2026-01-01T00:00:00Z">
+      <w:del w:id="272" w:author="PR Preview" w:date="2026-01-01T00:00:00Z">
         <w:r>
           <w:delText xml:space="preserve">is a global minimizer of</w:delText>
         </w:r>
       </w:del>
-      <w:del w:id="263" w:author="PR Preview" w:date="2026-01-01T00:00:00Z">
+      <w:del w:id="273" w:author="PR Preview" w:date="2026-01-01T00:00:00Z">
         <w:r>
           <w:delText xml:space="preserve"> </w:delText>
         </w:r>
@@ -15604,17 +15653,17 @@
           </m:sup>
         </m:sSup>
       </m:oMath>
-      <w:del w:id="264" w:author="PR Preview" w:date="2026-01-01T00:00:00Z">
+      <w:del w:id="274" w:author="PR Preview" w:date="2026-01-01T00:00:00Z">
         <w:r>
           <w:delText xml:space="preserve"> </w:delText>
         </w:r>
       </w:del>
-      <w:del w:id="265" w:author="PR Preview" w:date="2026-01-01T00:00:00Z">
+      <w:del w:id="275" w:author="PR Preview" w:date="2026-01-01T00:00:00Z">
         <w:r>
           <w:delText xml:space="preserve">on</w:delText>
         </w:r>
       </w:del>
-      <w:del w:id="266" w:author="PR Preview" w:date="2026-01-01T00:00:00Z">
+      <w:del w:id="276" w:author="PR Preview" w:date="2026-01-01T00:00:00Z">
         <w:r>
           <w:delText xml:space="preserve"> </w:delText>
         </w:r>
@@ -15628,17 +15677,17 @@
           <m:t>R</m:t>
         </m:r>
       </m:oMath>
-      <w:del w:id="267" w:author="PR Preview" w:date="2026-01-01T00:00:00Z">
+      <w:del w:id="277" w:author="PR Preview" w:date="2026-01-01T00:00:00Z">
         <w:r>
           <w:delText xml:space="preserve">,</w:delText>
         </w:r>
       </w:del>
-      <w:del w:id="268" w:author="PR Preview" w:date="2026-01-01T00:00:00Z">
+      <w:del w:id="278" w:author="PR Preview" w:date="2026-01-01T00:00:00Z">
         <w:r>
           <w:delText xml:space="preserve"> </w:delText>
         </w:r>
       </w:del>
-      <w:del w:id="269" w:author="PR Preview" w:date="2026-01-01T00:00:00Z">
+      <w:del w:id="279" w:author="PR Preview" w:date="2026-01-01T00:00:00Z">
         <w:r>
           <w:delText xml:space="preserve">so it is also a local minimizer.</w:delText>
         </w:r>
@@ -15648,13 +15697,13 @@
       <w:pPr>
         <w:pStyle w:val="BodyText"/>
       </w:pPr>
-      <w:ins w:id="270" w:author="PR Preview" w:date="2026-01-01T00:00:00Z">
+      <w:ins w:id="280" w:author="PR Preview" w:date="2026-01-01T00:00:00Z">
         <w:r>
           <w:t xml:space="preserve">Every global minimizer (</w:t>
         </w:r>
       </w:ins>
       <w:hyperlink w:anchor="def-global-minimizer">
-        <w:ins w:id="271" w:author="PR Preview" w:date="2026-01-01T00:00:00Z">
+        <w:ins w:id="281" w:author="PR Preview" w:date="2026-01-01T00:00:00Z">
           <w:r>
             <w:rPr>
               <w:rStyle w:val="Hyperlink"/>
@@ -15663,22 +15712,22 @@
           </w:r>
         </w:ins>
       </w:hyperlink>
-      <w:ins w:id="272" w:author="PR Preview" w:date="2026-01-01T00:00:00Z">
+      <w:ins w:id="282" w:author="PR Preview" w:date="2026-01-01T00:00:00Z">
         <w:r>
           <w:t xml:space="preserve">) is a local minimizer:</w:t>
         </w:r>
       </w:ins>
-      <w:ins w:id="273" w:author="PR Preview" w:date="2026-01-01T00:00:00Z">
+      <w:ins w:id="283" w:author="PR Preview" w:date="2026-01-01T00:00:00Z">
         <w:r>
           <w:t xml:space="preserve"> </w:t>
         </w:r>
       </w:ins>
-      <w:ins w:id="274" w:author="PR Preview" w:date="2026-01-01T00:00:00Z">
+      <w:ins w:id="284" w:author="PR Preview" w:date="2026-01-01T00:00:00Z">
         <w:r>
           <w:t xml:space="preserve">take any</w:t>
         </w:r>
       </w:ins>
-      <w:ins w:id="275" w:author="PR Preview" w:date="2026-01-01T00:00:00Z">
+      <w:ins w:id="285" w:author="PR Preview" w:date="2026-01-01T00:00:00Z">
         <w:r>
           <w:t xml:space="preserve"> </w:t>
         </w:r>
@@ -15697,22 +15746,22 @@
           <m:t>0</m:t>
         </m:r>
       </m:oMath>
-      <w:ins w:id="276" w:author="PR Preview" w:date="2026-01-01T00:00:00Z">
+      <w:ins w:id="286" w:author="PR Preview" w:date="2026-01-01T00:00:00Z">
         <w:r>
           <w:t xml:space="preserve">.</w:t>
         </w:r>
       </w:ins>
-      <w:ins w:id="277" w:author="PR Preview" w:date="2026-01-01T00:00:00Z">
+      <w:ins w:id="287" w:author="PR Preview" w:date="2026-01-01T00:00:00Z">
         <w:r>
           <w:t xml:space="preserve"> </w:t>
         </w:r>
       </w:ins>
-      <w:ins w:id="278" w:author="PR Preview" w:date="2026-01-01T00:00:00Z">
+      <w:ins w:id="288" w:author="PR Preview" w:date="2026-01-01T00:00:00Z">
         <w:r>
           <w:t xml:space="preserve">For example,</w:t>
         </w:r>
       </w:ins>
-      <w:ins w:id="279" w:author="PR Preview" w:date="2026-01-01T00:00:00Z">
+      <w:ins w:id="289" w:author="PR Preview" w:date="2026-01-01T00:00:00Z">
         <w:r>
           <w:t xml:space="preserve"> </w:t>
         </w:r>
@@ -15743,17 +15792,17 @@
           <m:t>0</m:t>
         </m:r>
       </m:oMath>
-      <w:ins w:id="280" w:author="PR Preview" w:date="2026-01-01T00:00:00Z">
+      <w:ins w:id="290" w:author="PR Preview" w:date="2026-01-01T00:00:00Z">
         <w:r>
           <w:t xml:space="preserve"> </w:t>
         </w:r>
       </w:ins>
-      <w:ins w:id="281" w:author="PR Preview" w:date="2026-01-01T00:00:00Z">
+      <w:ins w:id="291" w:author="PR Preview" w:date="2026-01-01T00:00:00Z">
         <w:r>
           <w:t xml:space="preserve">is a global minimizer of</w:t>
         </w:r>
       </w:ins>
-      <w:ins w:id="282" w:author="PR Preview" w:date="2026-01-01T00:00:00Z">
+      <w:ins w:id="292" w:author="PR Preview" w:date="2026-01-01T00:00:00Z">
         <w:r>
           <w:t xml:space="preserve"> </w:t>
         </w:r>
@@ -15796,17 +15845,17 @@
           </m:sup>
         </m:sSup>
       </m:oMath>
-      <w:ins w:id="283" w:author="PR Preview" w:date="2026-01-01T00:00:00Z">
+      <w:ins w:id="293" w:author="PR Preview" w:date="2026-01-01T00:00:00Z">
         <w:r>
           <w:t xml:space="preserve"> </w:t>
         </w:r>
       </w:ins>
-      <w:ins w:id="284" w:author="PR Preview" w:date="2026-01-01T00:00:00Z">
+      <w:ins w:id="294" w:author="PR Preview" w:date="2026-01-01T00:00:00Z">
         <w:r>
           <w:t xml:space="preserve">on</w:t>
         </w:r>
       </w:ins>
-      <w:ins w:id="285" w:author="PR Preview" w:date="2026-01-01T00:00:00Z">
+      <w:ins w:id="295" w:author="PR Preview" w:date="2026-01-01T00:00:00Z">
         <w:r>
           <w:t xml:space="preserve"> </w:t>
         </w:r>
@@ -15820,17 +15869,17 @@
           <m:t>R</m:t>
         </m:r>
       </m:oMath>
-      <w:ins w:id="286" w:author="PR Preview" w:date="2026-01-01T00:00:00Z">
+      <w:ins w:id="296" w:author="PR Preview" w:date="2026-01-01T00:00:00Z">
         <w:r>
           <w:t xml:space="preserve">,</w:t>
         </w:r>
       </w:ins>
-      <w:ins w:id="287" w:author="PR Preview" w:date="2026-01-01T00:00:00Z">
+      <w:ins w:id="297" w:author="PR Preview" w:date="2026-01-01T00:00:00Z">
         <w:r>
           <w:t xml:space="preserve"> </w:t>
         </w:r>
       </w:ins>
-      <w:ins w:id="288" w:author="PR Preview" w:date="2026-01-01T00:00:00Z">
+      <w:ins w:id="298" w:author="PR Preview" w:date="2026-01-01T00:00:00Z">
         <w:r>
           <w:t xml:space="preserve">so it is also a local minimizer.</w:t>
         </w:r>
@@ -16007,7 +16056,7 @@
       <w:pPr>
         <w:pStyle w:val="BodyText"/>
       </w:pPr>
-      <w:del w:id="289" w:author="PR Preview" w:date="2026-01-01T00:00:00Z">
+      <w:del w:id="299" w:author="PR Preview" w:date="2026-01-01T00:00:00Z">
         <w:r>
           <w:rPr>
             <w:b/>
@@ -16016,17 +16065,17 @@
           <w:delText xml:space="preserve">Example 10 (A point that is not a local minimizer)</w:delText>
         </w:r>
       </w:del>
-      <w:del w:id="290" w:author="PR Preview" w:date="2026-01-01T00:00:00Z">
+      <w:del w:id="300" w:author="PR Preview" w:date="2026-01-01T00:00:00Z">
         <w:r>
           <w:delText xml:space="preserve"> </w:delText>
         </w:r>
       </w:del>
-      <w:del w:id="291" w:author="PR Preview" w:date="2026-01-01T00:00:00Z">
+      <w:del w:id="301" w:author="PR Preview" w:date="2026-01-01T00:00:00Z">
         <w:r>
           <w:delText xml:space="preserve">For</w:delText>
         </w:r>
       </w:del>
-      <w:del w:id="292" w:author="PR Preview" w:date="2026-01-01T00:00:00Z">
+      <w:del w:id="302" w:author="PR Preview" w:date="2026-01-01T00:00:00Z">
         <w:r>
           <w:delText xml:space="preserve"> </w:delText>
         </w:r>
@@ -16081,12 +16130,12 @@
           <m:t>x</m:t>
         </m:r>
       </m:oMath>
-      <w:del w:id="293" w:author="PR Preview" w:date="2026-01-01T00:00:00Z">
+      <w:del w:id="303" w:author="PR Preview" w:date="2026-01-01T00:00:00Z">
         <w:r>
           <w:delText xml:space="preserve">, the point</w:delText>
         </w:r>
       </w:del>
-      <w:del w:id="294" w:author="PR Preview" w:date="2026-01-01T00:00:00Z">
+      <w:del w:id="304" w:author="PR Preview" w:date="2026-01-01T00:00:00Z">
         <w:r>
           <w:delText xml:space="preserve"> </w:delText>
         </w:r>
@@ -16111,27 +16160,27 @@
           <m:t>1</m:t>
         </m:r>
       </m:oMath>
-      <w:del w:id="295" w:author="PR Preview" w:date="2026-01-01T00:00:00Z">
+      <w:del w:id="305" w:author="PR Preview" w:date="2026-01-01T00:00:00Z">
         <w:r>
           <w:delText xml:space="preserve"> </w:delText>
         </w:r>
       </w:del>
-      <w:del w:id="296" w:author="PR Preview" w:date="2026-01-01T00:00:00Z">
+      <w:del w:id="306" w:author="PR Preview" w:date="2026-01-01T00:00:00Z">
         <w:r>
           <w:delText xml:space="preserve">is not a local minimizer.</w:delText>
         </w:r>
       </w:del>
-      <w:del w:id="297" w:author="PR Preview" w:date="2026-01-01T00:00:00Z">
+      <w:del w:id="307" w:author="PR Preview" w:date="2026-01-01T00:00:00Z">
         <w:r>
           <w:delText xml:space="preserve"> </w:delText>
         </w:r>
       </w:del>
-      <w:del w:id="298" w:author="PR Preview" w:date="2026-01-01T00:00:00Z">
+      <w:del w:id="308" w:author="PR Preview" w:date="2026-01-01T00:00:00Z">
         <w:r>
           <w:delText xml:space="preserve">For any</w:delText>
         </w:r>
       </w:del>
-      <w:del w:id="299" w:author="PR Preview" w:date="2026-01-01T00:00:00Z">
+      <w:del w:id="309" w:author="PR Preview" w:date="2026-01-01T00:00:00Z">
         <w:r>
           <w:delText xml:space="preserve"> </w:delText>
         </w:r>
@@ -16141,7 +16190,7 @@
           <m:t>t</m:t>
         </m:r>
       </m:oMath>
-      <w:del w:id="300" w:author="PR Preview" w:date="2026-01-01T00:00:00Z">
+      <w:del w:id="310" w:author="PR Preview" w:date="2026-01-01T00:00:00Z">
         <w:r>
           <w:delText xml:space="preserve">,</w:delText>
         </w:r>
@@ -16151,7 +16200,7 @@
       <w:pPr>
         <w:pStyle w:val="BodyText"/>
       </w:pPr>
-      <w:ins w:id="301" w:author="PR Preview" w:date="2026-01-01T00:00:00Z">
+      <w:ins w:id="311" w:author="PR Preview" w:date="2026-01-01T00:00:00Z">
         <w:r>
           <w:rPr>
             <w:b/>
@@ -16160,17 +16209,17 @@
           <w:t xml:space="preserve">Example 12 (A point that is not a local minimizer)</w:t>
         </w:r>
       </w:ins>
-      <w:ins w:id="302" w:author="PR Preview" w:date="2026-01-01T00:00:00Z">
+      <w:ins w:id="312" w:author="PR Preview" w:date="2026-01-01T00:00:00Z">
         <w:r>
           <w:t xml:space="preserve"> </w:t>
         </w:r>
       </w:ins>
-      <w:ins w:id="303" w:author="PR Preview" w:date="2026-01-01T00:00:00Z">
+      <w:ins w:id="313" w:author="PR Preview" w:date="2026-01-01T00:00:00Z">
         <w:r>
           <w:t xml:space="preserve">For</w:t>
         </w:r>
       </w:ins>
-      <w:ins w:id="304" w:author="PR Preview" w:date="2026-01-01T00:00:00Z">
+      <w:ins w:id="314" w:author="PR Preview" w:date="2026-01-01T00:00:00Z">
         <w:r>
           <w:t xml:space="preserve"> </w:t>
         </w:r>
@@ -16225,12 +16274,12 @@
           <m:t>x</m:t>
         </m:r>
       </m:oMath>
-      <w:ins w:id="305" w:author="PR Preview" w:date="2026-01-01T00:00:00Z">
+      <w:ins w:id="315" w:author="PR Preview" w:date="2026-01-01T00:00:00Z">
         <w:r>
           <w:t xml:space="preserve">, the point</w:t>
         </w:r>
       </w:ins>
-      <w:ins w:id="306" w:author="PR Preview" w:date="2026-01-01T00:00:00Z">
+      <w:ins w:id="316" w:author="PR Preview" w:date="2026-01-01T00:00:00Z">
         <w:r>
           <w:t xml:space="preserve"> </w:t>
         </w:r>
@@ -16255,27 +16304,27 @@
           <m:t>1</m:t>
         </m:r>
       </m:oMath>
-      <w:ins w:id="307" w:author="PR Preview" w:date="2026-01-01T00:00:00Z">
+      <w:ins w:id="317" w:author="PR Preview" w:date="2026-01-01T00:00:00Z">
         <w:r>
           <w:t xml:space="preserve"> </w:t>
         </w:r>
       </w:ins>
-      <w:ins w:id="308" w:author="PR Preview" w:date="2026-01-01T00:00:00Z">
+      <w:ins w:id="318" w:author="PR Preview" w:date="2026-01-01T00:00:00Z">
         <w:r>
           <w:t xml:space="preserve">is not a local minimizer.</w:t>
         </w:r>
       </w:ins>
-      <w:ins w:id="309" w:author="PR Preview" w:date="2026-01-01T00:00:00Z">
+      <w:ins w:id="319" w:author="PR Preview" w:date="2026-01-01T00:00:00Z">
         <w:r>
           <w:t xml:space="preserve"> </w:t>
         </w:r>
       </w:ins>
-      <w:ins w:id="310" w:author="PR Preview" w:date="2026-01-01T00:00:00Z">
+      <w:ins w:id="320" w:author="PR Preview" w:date="2026-01-01T00:00:00Z">
         <w:r>
           <w:t xml:space="preserve">For any</w:t>
         </w:r>
       </w:ins>
-      <w:ins w:id="311" w:author="PR Preview" w:date="2026-01-01T00:00:00Z">
+      <w:ins w:id="321" w:author="PR Preview" w:date="2026-01-01T00:00:00Z">
         <w:r>
           <w:t xml:space="preserve"> </w:t>
         </w:r>
@@ -16285,7 +16334,7 @@
           <m:t>t</m:t>
         </m:r>
       </m:oMath>
-      <w:ins w:id="312" w:author="PR Preview" w:date="2026-01-01T00:00:00Z">
+      <w:ins w:id="322" w:author="PR Preview" w:date="2026-01-01T00:00:00Z">
         <w:r>
           <w:t xml:space="preserve">,</w:t>
         </w:r>
